--- a/resources/templates/ADR_template.docx
+++ b/resources/templates/ADR_template.docx
@@ -2,6 +2,23 @@
 <file path=word/document.xml><?xml version="1.0" encoding="utf-8"?>
 <w:document xmlns:mc="http://schemas.openxmlformats.org/markup-compatibility/2006" xmlns:o="urn:schemas-microsoft-com:office:office" xmlns:r="http://schemas.openxmlformats.org/officeDocument/2006/relationships" xmlns:m="http://schemas.openxmlformats.org/officeDocument/2006/math" xmlns:v="urn:schemas-microsoft-com:vml" xmlns:wp="http://schemas.openxmlformats.org/drawingml/2006/wordprocessingDrawing" xmlns:w10="urn:schemas-microsoft-com:office:word" xmlns:w="http://schemas.openxmlformats.org/wordprocessingml/2006/main" xmlns:wne="http://schemas.microsoft.com/office/word/2006/wordml" xmlns:sl="http://schemas.openxmlformats.org/schemaLibrary/2006/main" xmlns:a="http://schemas.openxmlformats.org/drawingml/2006/main" xmlns:pic="http://schemas.openxmlformats.org/drawingml/2006/picture" xmlns:c="http://schemas.openxmlformats.org/drawingml/2006/chart" xmlns:lc="http://schemas.openxmlformats.org/drawingml/2006/lockedCanvas" xmlns:dgm="http://schemas.openxmlformats.org/drawingml/2006/diagram" xmlns:wps="http://schemas.microsoft.com/office/word/2010/wordprocessingShape" xmlns:wpg="http://schemas.microsoft.com/office/word/2010/wordprocessingGroup" xmlns:w14="http://schemas.microsoft.com/office/word/2010/wordml" xmlns:w15="http://schemas.microsoft.com/office/word/2012/wordml" xmlns:w16="http://schemas.microsoft.com/office/word/2018/wordml" xmlns:w16cex="http://schemas.microsoft.com/office/word/2018/wordml/cex" xmlns:w16cid="http://schemas.microsoft.com/office/word/2016/wordml/cid" xmlns="http://schemas.microsoft.com/office/tasks/2019/documenttasks" xmlns:cr="http://schemas.microsoft.com/office/comments/2020/reactions">
   <w:body>
+    <w:p>
+      <w:pPr>
+        <w:ind w:right="282"/>
+        <w:jc w:val="left"/>
+        <w:rPr>
+          <w:b w:val="1"/>
+          <w:bCs w:val="1"/>
+          <w:sz w:val="24"/>
+          <w:szCs w:val="24"/>
+        </w:rPr>
+      </w:pPr>
+      <w:r>
+        <w:rPr>
+          <w:rtl w:val="0"/>
+        </w:rPr>
+      </w:r>
+    </w:p>
     <w:p>
       <w:pPr>
         <w:ind w:right="282"/>
@@ -70,7 +87,7 @@
           <w:tab w:val="left" w:leader="none" w:pos="1582"/>
           <w:tab w:val="left" w:leader="none" w:pos="2302"/>
         </w:tabs>
-        <w:ind w:left="143" w:firstLine="0"/>
+        <w:ind w:left="0" w:firstLine="0"/>
         <w:rPr>
           <w:b w:val="1"/>
           <w:bCs w:val="1"/>
@@ -80,6 +97,14 @@
       </w:pPr>
       <w:r>
         <w:rPr>
+          <w:sz w:val="24"/>
+          <w:szCs w:val="24"/>
+          <w:rtl w:val="0"/>
+        </w:rPr>
+        <w:t xml:space="preserve">   </w:t>
+      </w:r>
+      <w:r>
+        <w:rPr>
           <w:rFonts w:ascii="Arial" w:cs="Arial" w:eastAsia="Arial" w:hAnsi="Arial"/>
           <w:sz w:val="24"/>
           <w:szCs w:val="24"/>
@@ -92,7 +117,6 @@
       </w:r>
       <w:r>
         <w:rPr>
-          <w:rFonts w:ascii="Roboto Mono" w:cs="Roboto Mono" w:eastAsia="Roboto Mono" w:hAnsi="Roboto Mono"/>
           <w:b w:val="1"/>
           <w:bCs w:val="1"/>
           <w:sz w:val="24"/>
@@ -101,11 +125,6 @@
         </w:rPr>
         <w:t xml:space="preserve">${forName}</w:t>
       </w:r>
-      <w:r>
-        <w:rPr>
-          <w:rtl w:val="0"/>
-        </w:rPr>
-      </w:r>
     </w:p>
     <w:p>
       <w:pPr>
@@ -113,47 +132,23 @@
           <w:tab w:val="left" w:leader="none" w:pos="1582"/>
           <w:tab w:val="left" w:leader="none" w:pos="2302"/>
         </w:tabs>
-        <w:ind w:left="143" w:firstLine="0"/>
+        <w:ind w:left="2304" w:firstLine="0"/>
         <w:rPr>
           <w:rFonts w:ascii="Roboto Mono" w:cs="Roboto Mono" w:eastAsia="Roboto Mono" w:hAnsi="Roboto Mono"/>
         </w:rPr>
       </w:pPr>
       <w:r>
         <w:rPr>
-          <w:b w:val="1"/>
-          <w:bCs w:val="1"/>
-          <w:sz w:val="24"/>
-          <w:szCs w:val="24"/>
+          <w:rtl w:val="0"/>
+        </w:rPr>
+        <w:t xml:space="preserve">${forPosition}</w:t>
+      </w:r>
+      <w:r>
+        <w:rPr>
+          <w:rFonts w:ascii="Roboto Mono" w:cs="Roboto Mono" w:eastAsia="Roboto Mono" w:hAnsi="Roboto Mono"/>
           <w:rtl w:val="0"/>
         </w:rPr>
         <w:tab/>
-        <w:tab/>
-      </w:r>
-      <w:r>
-        <w:rPr>
-          <w:rFonts w:ascii="Roboto Mono" w:cs="Roboto Mono" w:eastAsia="Roboto Mono" w:hAnsi="Roboto Mono"/>
-          <w:rtl w:val="0"/>
-        </w:rPr>
-        <w:t xml:space="preserve">${forPosition}</w:t>
-      </w:r>
-    </w:p>
-    <w:p>
-      <w:pPr>
-        <w:rPr/>
-      </w:pPr>
-      <w:r>
-        <w:rPr>
-          <w:rtl w:val="0"/>
-        </w:rPr>
-        <w:tab/>
-        <w:tab/>
-        <w:tab/>
-        <w:tab/>
-      </w:r>
-      <w:r>
-        <w:rPr>
-          <w:rtl w:val="0"/>
-        </w:rPr>
       </w:r>
     </w:p>
     <w:p>
@@ -171,8 +166,7 @@
         </w:pBdr>
         <w:shd w:fill="auto" w:val="clear"/>
         <w:spacing w:after="0" w:before="0" w:line="240" w:lineRule="auto"/>
-        <w:ind w:left="0" w:right="0" w:firstLine="0"/>
-        <w:jc w:val="left"/>
+        <w:ind w:left="2304" w:right="0" w:firstLine="0"/>
         <w:rPr>
           <w:rFonts w:ascii="Arial" w:cs="Arial" w:eastAsia="Arial" w:hAnsi="Arial"/>
           <w:b w:val="0"/>
@@ -190,8 +184,64 @@
       </w:pPr>
       <w:r>
         <w:rPr>
-          <w:rtl w:val="0"/>
-        </w:rPr>
+          <w:sz w:val="24"/>
+          <w:szCs w:val="24"/>
+          <w:rtl w:val="0"/>
+        </w:rPr>
+        <w:tab/>
+        <w:tab/>
+        <w:tab/>
+        <w:t xml:space="preserve">  </w:t>
+      </w:r>
+      <w:r>
+        <w:rPr>
+          <w:rtl w:val="0"/>
+        </w:rPr>
+      </w:r>
+    </w:p>
+    <w:p>
+      <w:pPr>
+        <w:tabs>
+          <w:tab w:val="left" w:leader="none" w:pos="1582"/>
+          <w:tab w:val="left" w:leader="none" w:pos="2295"/>
+        </w:tabs>
+        <w:ind w:left="0" w:firstLine="0"/>
+        <w:rPr>
+          <w:b w:val="1"/>
+          <w:bCs w:val="1"/>
+          <w:sz w:val="24"/>
+          <w:szCs w:val="24"/>
+        </w:rPr>
+      </w:pPr>
+      <w:r>
+        <w:rPr>
+          <w:sz w:val="24"/>
+          <w:szCs w:val="24"/>
+          <w:rtl w:val="0"/>
+        </w:rPr>
+        <w:t xml:space="preserve">  </w:t>
+      </w:r>
+      <w:r>
+        <w:rPr>
+          <w:rFonts w:ascii="Arial" w:cs="Arial" w:eastAsia="Arial" w:hAnsi="Arial"/>
+          <w:sz w:val="24"/>
+          <w:szCs w:val="24"/>
+          <w:rtl w:val="0"/>
+        </w:rPr>
+        <w:t xml:space="preserve">THRU</w:t>
+        <w:tab/>
+        <w:t xml:space="preserve">:</w:t>
+        <w:tab/>
+      </w:r>
+      <w:r>
+        <w:rPr>
+          <w:b w:val="1"/>
+          <w:bCs w:val="1"/>
+          <w:sz w:val="24"/>
+          <w:szCs w:val="24"/>
+          <w:rtl w:val="0"/>
+        </w:rPr>
+        <w:t xml:space="preserve">${thruName}</w:t>
       </w:r>
     </w:p>
     <w:p>
@@ -200,82 +250,14 @@
           <w:tab w:val="left" w:leader="none" w:pos="1582"/>
           <w:tab w:val="left" w:leader="none" w:pos="2302"/>
         </w:tabs>
-        <w:ind w:left="143" w:firstLine="0"/>
-        <w:rPr>
-          <w:rFonts w:ascii="Roboto Mono" w:cs="Roboto Mono" w:eastAsia="Roboto Mono" w:hAnsi="Roboto Mono"/>
-          <w:b w:val="1"/>
-          <w:bCs w:val="1"/>
-          <w:sz w:val="24"/>
-          <w:szCs w:val="24"/>
-        </w:rPr>
-      </w:pPr>
-      <w:r>
-        <w:rPr>
-          <w:rFonts w:ascii="Arial" w:cs="Arial" w:eastAsia="Arial" w:hAnsi="Arial"/>
-          <w:sz w:val="24"/>
-          <w:szCs w:val="24"/>
-          <w:rtl w:val="0"/>
-        </w:rPr>
-        <w:t xml:space="preserve">THRU</w:t>
-        <w:tab/>
-        <w:t xml:space="preserve">:</w:t>
-        <w:tab/>
-      </w:r>
-      <w:r>
-        <w:rPr>
-          <w:rFonts w:ascii="Roboto Mono" w:cs="Roboto Mono" w:eastAsia="Roboto Mono" w:hAnsi="Roboto Mono"/>
-          <w:b w:val="1"/>
-          <w:bCs w:val="1"/>
-          <w:sz w:val="24"/>
-          <w:szCs w:val="24"/>
-          <w:rtl w:val="0"/>
-        </w:rPr>
-        <w:t xml:space="preserve">${thruName}</w:t>
-      </w:r>
-    </w:p>
-    <w:p>
-      <w:pPr>
-        <w:tabs>
-          <w:tab w:val="left" w:leader="none" w:pos="1582"/>
-          <w:tab w:val="left" w:leader="none" w:pos="2302"/>
-        </w:tabs>
-        <w:ind w:left="143" w:firstLine="0"/>
-        <w:rPr>
-          <w:rFonts w:ascii="Roboto Mono" w:cs="Roboto Mono" w:eastAsia="Roboto Mono" w:hAnsi="Roboto Mono"/>
-        </w:rPr>
-      </w:pPr>
-      <w:r>
-        <w:rPr>
-          <w:rFonts w:ascii="Roboto Mono" w:cs="Roboto Mono" w:eastAsia="Roboto Mono" w:hAnsi="Roboto Mono"/>
-          <w:b w:val="1"/>
-          <w:bCs w:val="1"/>
-          <w:sz w:val="24"/>
-          <w:szCs w:val="24"/>
-          <w:rtl w:val="0"/>
-        </w:rPr>
-        <w:tab/>
-        <w:tab/>
-      </w:r>
-      <w:r>
-        <w:rPr>
-          <w:rFonts w:ascii="Roboto Mono" w:cs="Roboto Mono" w:eastAsia="Roboto Mono" w:hAnsi="Roboto Mono"/>
+        <w:ind w:left="2304" w:firstLine="0"/>
+        <w:rPr/>
+      </w:pPr>
+      <w:r>
+        <w:rPr>
           <w:rtl w:val="0"/>
         </w:rPr>
         <w:t xml:space="preserve">${thruPosition}</w:t>
-      </w:r>
-    </w:p>
-    <w:p>
-      <w:pPr>
-        <w:pStyle w:val="Heading1"/>
-        <w:ind w:firstLine="2302"/>
-        <w:rPr>
-          <w:rFonts w:ascii="Arial" w:cs="Arial" w:eastAsia="Arial" w:hAnsi="Arial"/>
-        </w:rPr>
-      </w:pPr>
-      <w:r>
-        <w:rPr>
-          <w:rtl w:val="0"/>
-        </w:rPr>
       </w:r>
     </w:p>
     <w:p>
@@ -322,9 +304,8 @@
           <w:tab w:val="left" w:leader="none" w:pos="1582"/>
           <w:tab w:val="left" w:leader="none" w:pos="2302"/>
         </w:tabs>
-        <w:ind w:left="143" w:firstLine="0"/>
-        <w:rPr>
-          <w:rFonts w:ascii="Roboto Mono" w:cs="Roboto Mono" w:eastAsia="Roboto Mono" w:hAnsi="Roboto Mono"/>
+        <w:ind w:left="0" w:firstLine="0"/>
+        <w:rPr>
           <w:b w:val="1"/>
           <w:bCs w:val="1"/>
           <w:sz w:val="24"/>
@@ -333,6 +314,14 @@
       </w:pPr>
       <w:r>
         <w:rPr>
+          <w:sz w:val="24"/>
+          <w:szCs w:val="24"/>
+          <w:rtl w:val="0"/>
+        </w:rPr>
+        <w:t xml:space="preserve">  </w:t>
+      </w:r>
+      <w:r>
+        <w:rPr>
           <w:rFonts w:ascii="Arial" w:cs="Arial" w:eastAsia="Arial" w:hAnsi="Arial"/>
           <w:sz w:val="24"/>
           <w:szCs w:val="24"/>
@@ -354,7 +343,6 @@
       </w:r>
       <w:r>
         <w:rPr>
-          <w:rFonts w:ascii="Roboto Mono" w:cs="Roboto Mono" w:eastAsia="Roboto Mono" w:hAnsi="Roboto Mono"/>
           <w:b w:val="1"/>
           <w:bCs w:val="1"/>
           <w:sz w:val="24"/>
@@ -370,26 +358,11 @@
           <w:tab w:val="left" w:leader="none" w:pos="1582"/>
           <w:tab w:val="left" w:leader="none" w:pos="2302"/>
         </w:tabs>
-        <w:ind w:left="143" w:firstLine="0"/>
-        <w:rPr>
-          <w:rFonts w:ascii="Roboto Mono" w:cs="Roboto Mono" w:eastAsia="Roboto Mono" w:hAnsi="Roboto Mono"/>
-        </w:rPr>
-      </w:pPr>
-      <w:r>
-        <w:rPr>
-          <w:rFonts w:ascii="Roboto Mono" w:cs="Roboto Mono" w:eastAsia="Roboto Mono" w:hAnsi="Roboto Mono"/>
-          <w:b w:val="1"/>
-          <w:bCs w:val="1"/>
-          <w:sz w:val="24"/>
-          <w:szCs w:val="24"/>
-          <w:rtl w:val="0"/>
-        </w:rPr>
-        <w:tab/>
-        <w:tab/>
-      </w:r>
-      <w:r>
-        <w:rPr>
-          <w:rFonts w:ascii="Roboto Mono" w:cs="Roboto Mono" w:eastAsia="Roboto Mono" w:hAnsi="Roboto Mono"/>
+        <w:ind w:left="2304" w:firstLine="0"/>
+        <w:rPr/>
+      </w:pPr>
+      <w:r>
+        <w:rPr>
           <w:rtl w:val="0"/>
         </w:rPr>
         <w:t xml:space="preserve">${fromPosition}</w:t>
@@ -401,7 +374,7 @@
           <w:tab w:val="left" w:leader="none" w:pos="1582"/>
           <w:tab w:val="left" w:leader="none" w:pos="2302"/>
         </w:tabs>
-        <w:ind w:left="143" w:firstLine="0"/>
+        <w:ind w:left="2304" w:firstLine="0"/>
         <w:rPr>
           <w:rFonts w:ascii="Arial" w:cs="Arial" w:eastAsia="Arial" w:hAnsi="Arial"/>
           <w:b w:val="0"/>
@@ -437,9 +410,8 @@
           <w:tab w:val="left" w:leader="none" w:pos="1570"/>
           <w:tab w:val="left" w:leader="none" w:pos="2302"/>
         </w:tabs>
-        <w:ind w:left="2302" w:right="513" w:hanging="2160"/>
-        <w:rPr>
-          <w:rFonts w:ascii="Roboto Mono" w:cs="Roboto Mono" w:eastAsia="Roboto Mono" w:hAnsi="Roboto Mono"/>
+        <w:ind w:left="2160" w:right="518.4" w:hanging="2160"/>
+        <w:rPr>
           <w:b w:val="1"/>
           <w:bCs w:val="1"/>
           <w:sz w:val="24"/>
@@ -448,6 +420,14 @@
       </w:pPr>
       <w:r>
         <w:rPr>
+          <w:sz w:val="24"/>
+          <w:szCs w:val="24"/>
+          <w:rtl w:val="0"/>
+        </w:rPr>
+        <w:t xml:space="preserve">  </w:t>
+      </w:r>
+      <w:r>
+        <w:rPr>
           <w:rFonts w:ascii="Arial" w:cs="Arial" w:eastAsia="Arial" w:hAnsi="Arial"/>
           <w:sz w:val="24"/>
           <w:szCs w:val="24"/>
@@ -457,11 +437,27 @@
         <w:tab/>
         <w:t xml:space="preserve">:</w:t>
         <w:tab/>
-        <w:t xml:space="preserve">After Duty Report for the Period Covered </w:t>
-      </w:r>
-      <w:r>
-        <w:rPr>
-          <w:rFonts w:ascii="Roboto Mono" w:cs="Roboto Mono" w:eastAsia="Roboto Mono" w:hAnsi="Roboto Mono"/>
+        <w:t xml:space="preserve"> </w:t>
+      </w:r>
+      <w:r>
+        <w:rPr>
+          <w:sz w:val="24"/>
+          <w:szCs w:val="24"/>
+          <w:rtl w:val="0"/>
+        </w:rPr>
+        <w:t xml:space="preserve">After</w:t>
+      </w:r>
+      <w:r>
+        <w:rPr>
+          <w:rFonts w:ascii="Arial" w:cs="Arial" w:eastAsia="Arial" w:hAnsi="Arial"/>
+          <w:sz w:val="24"/>
+          <w:szCs w:val="24"/>
+          <w:rtl w:val="0"/>
+        </w:rPr>
+        <w:t xml:space="preserve"> Duty Report for the Period Covered </w:t>
+      </w:r>
+      <w:r>
+        <w:rPr>
           <w:b w:val="1"/>
           <w:bCs w:val="1"/>
           <w:sz w:val="24"/>
@@ -486,8 +482,7 @@
         </w:pBdr>
         <w:shd w:fill="auto" w:val="clear"/>
         <w:spacing w:after="0" w:before="17" w:line="240" w:lineRule="auto"/>
-        <w:ind w:left="0" w:right="0" w:firstLine="0"/>
-        <w:jc w:val="left"/>
+        <w:ind w:left="2304" w:right="0" w:firstLine="0"/>
         <w:rPr>
           <w:rFonts w:ascii="Arial" w:cs="Arial" w:eastAsia="Arial" w:hAnsi="Arial"/>
           <w:b w:val="1"/>
@@ -523,12 +518,12 @@
                 <wp:extent cx="5807710" cy="27940"/>
                 <wp:effectExtent b="0" l="0" r="0" t="0"/>
                 <wp:wrapTopAndBottom distB="0" distT="0"/>
-                <wp:docPr id="1" name=""/>
+                <wp:docPr id="3" name=""/>
                 <a:graphic>
                   <a:graphicData uri="http://schemas.microsoft.com/office/word/2010/wordprocessingShape">
                     <wps:wsp>
                       <wps:cNvSpPr/>
-                      <wps:cNvPr id="2" name="Shape 2"/>
+                      <wps:cNvPr id="4" name="Shape 4"/>
                       <wps:spPr>
                         <a:xfrm>
                           <a:off x="2446908" y="3770793"/>
@@ -586,12 +581,12 @@
                 <wp:extent cx="5807710" cy="27940"/>
                 <wp:effectExtent b="0" l="0" r="0" t="0"/>
                 <wp:wrapTopAndBottom distB="0" distT="0"/>
-                <wp:docPr id="1" name="image3.png"/>
+                <wp:docPr id="3" name="image5.png"/>
                 <a:graphic>
                   <a:graphicData uri="http://schemas.openxmlformats.org/drawingml/2006/picture">
                     <pic:pic>
                       <pic:nvPicPr>
-                        <pic:cNvPr id="0" name="image3.png"/>
+                        <pic:cNvPr id="0" name="image5.png"/>
                         <pic:cNvPicPr preferRelativeResize="0"/>
                       </pic:nvPicPr>
                       <pic:blipFill>
@@ -760,7 +755,6 @@
       </w:r>
       <w:r>
         <w:rPr>
-          <w:rFonts w:ascii="Roboto Mono" w:cs="Roboto Mono" w:eastAsia="Roboto Mono" w:hAnsi="Roboto Mono"/>
           <w:b w:val="1"/>
           <w:bCs w:val="1"/>
           <w:sz w:val="20"/>
@@ -772,7 +766,6 @@
       </w:r>
       <w:r>
         <w:rPr>
-          <w:rFonts w:ascii="Arial" w:cs="Arial" w:eastAsia="Arial" w:hAnsi="Arial"/>
           <w:b w:val="1"/>
           <w:bCs w:val="1"/>
           <w:i w:val="0"/>
@@ -935,7 +928,7 @@
     <w:tbl>
       <w:tblPr>
         <w:tblStyle w:val="Table1"/>
-        <w:tblW w:w="8636.0" w:type="dxa"/>
+        <w:tblW w:w="8640.0" w:type="dxa"/>
         <w:jc w:val="left"/>
         <w:tblInd w:w="868.0" w:type="dxa"/>
         <w:tblBorders>
@@ -950,14 +943,14 @@
         <w:tblLook w:val="0000"/>
       </w:tblPr>
       <w:tblGrid>
-        <w:gridCol w:w="338"/>
-        <w:gridCol w:w="2698"/>
-        <w:gridCol w:w="5600"/>
+        <w:gridCol w:w="345"/>
+        <w:gridCol w:w="2670"/>
+        <w:gridCol w:w="5625"/>
         <w:tblGridChange w:id="0">
           <w:tblGrid>
-            <w:gridCol w:w="338"/>
-            <w:gridCol w:w="2698"/>
-            <w:gridCol w:w="5600"/>
+            <w:gridCol w:w="345"/>
+            <w:gridCol w:w="2670"/>
+            <w:gridCol w:w="5625"/>
           </w:tblGrid>
         </w:tblGridChange>
       </w:tblGrid>
@@ -1106,9 +1099,6 @@
               <w:ind w:left="0" w:right="10" w:firstLine="0"/>
               <w:jc w:val="center"/>
               <w:rPr>
-                <w:rFonts w:ascii="Arial" w:cs="Arial" w:eastAsia="Arial" w:hAnsi="Arial"/>
-                <w:b w:val="0"/>
-                <w:bCs w:val="0"/>
                 <w:i w:val="0"/>
                 <w:iCs w:val="0"/>
                 <w:smallCaps w:val="0"/>
@@ -1122,21 +1112,16 @@
             </w:pPr>
             <w:r>
               <w:rPr>
-                <w:rFonts w:ascii="Arial" w:cs="Arial" w:eastAsia="Arial" w:hAnsi="Arial"/>
-                <w:b w:val="0"/>
-                <w:bCs w:val="0"/>
-                <w:i w:val="0"/>
-                <w:iCs w:val="0"/>
-                <w:smallCaps w:val="0"/>
-                <w:strike w:val="0"/>
                 <w:sz w:val="18"/>
                 <w:szCs w:val="18"/>
-                <w:u w:val="none"/>
-                <w:shd w:fill="auto" w:val="clear"/>
-                <w:vertAlign w:val="baseline"/>
                 <w:rtl w:val="0"/>
               </w:rPr>
-              <w:t xml:space="preserve">1</w:t>
+              <w:t xml:space="preserve">${ATT_NUM}</w:t>
+            </w:r>
+            <w:r>
+              <w:rPr>
+                <w:rtl w:val="0"/>
+              </w:rPr>
             </w:r>
           </w:p>
         </w:tc>
@@ -1148,16 +1133,14 @@
             <w:pPr>
               <w:spacing w:after="240" w:before="240" w:lineRule="auto"/>
               <w:rPr>
-                <w:rFonts w:ascii="Roboto Mono" w:cs="Roboto Mono" w:eastAsia="Roboto Mono" w:hAnsi="Roboto Mono"/>
-                <w:sz w:val="18"/>
-                <w:szCs w:val="18"/>
+                <w:sz w:val="16"/>
+                <w:szCs w:val="16"/>
               </w:rPr>
             </w:pPr>
             <w:r>
               <w:rPr>
-                <w:rFonts w:ascii="Roboto Mono" w:cs="Roboto Mono" w:eastAsia="Roboto Mono" w:hAnsi="Roboto Mono"/>
-                <w:sz w:val="18"/>
-                <w:szCs w:val="18"/>
+                <w:sz w:val="16"/>
+                <w:szCs w:val="16"/>
                 <w:rtl w:val="0"/>
               </w:rPr>
               <w:t xml:space="preserve">${ATT_NAME}</w:t>
@@ -1201,15 +1184,14 @@
                 <w:tab w:val="left" w:leader="none" w:pos="449"/>
               </w:tabs>
               <w:spacing w:after="240" w:before="240" w:lineRule="auto"/>
-              <w:rPr>
-                <w:rFonts w:ascii="Roboto Mono" w:cs="Roboto Mono" w:eastAsia="Roboto Mono" w:hAnsi="Roboto Mono"/>
+              <w:ind w:left="144" w:firstLine="0"/>
+              <w:rPr>
                 <w:sz w:val="18"/>
                 <w:szCs w:val="18"/>
               </w:rPr>
             </w:pPr>
             <w:r>
               <w:rPr>
-                <w:rFonts w:ascii="Roboto Mono" w:cs="Roboto Mono" w:eastAsia="Roboto Mono" w:hAnsi="Roboto Mono"/>
                 <w:sz w:val="18"/>
                 <w:szCs w:val="18"/>
                 <w:rtl w:val="0"/>
@@ -1393,7 +1375,7 @@
     <w:tbl>
       <w:tblPr>
         <w:tblStyle w:val="Table2"/>
-        <w:tblW w:w="8890.0" w:type="dxa"/>
+        <w:tblW w:w="8895.0" w:type="dxa"/>
         <w:jc w:val="left"/>
         <w:tblInd w:w="755.0" w:type="dxa"/>
         <w:tblBorders>
@@ -1408,14 +1390,14 @@
         <w:tblLook w:val="0000"/>
       </w:tblPr>
       <w:tblGrid>
-        <w:gridCol w:w="461"/>
-        <w:gridCol w:w="6429"/>
-        <w:gridCol w:w="2000"/>
+        <w:gridCol w:w="465"/>
+        <w:gridCol w:w="6135"/>
+        <w:gridCol w:w="2295"/>
         <w:tblGridChange w:id="0">
           <w:tblGrid>
-            <w:gridCol w:w="461"/>
-            <w:gridCol w:w="6429"/>
-            <w:gridCol w:w="2000"/>
+            <w:gridCol w:w="465"/>
+            <w:gridCol w:w="6135"/>
+            <w:gridCol w:w="2295"/>
           </w:tblGrid>
         </w:tblGridChange>
       </w:tblGrid>
@@ -1564,9 +1546,6 @@
               <w:ind w:left="107" w:right="0" w:firstLine="0"/>
               <w:jc w:val="center"/>
               <w:rPr>
-                <w:rFonts w:ascii="Arial" w:cs="Arial" w:eastAsia="Arial" w:hAnsi="Arial"/>
-                <w:b w:val="1"/>
-                <w:bCs w:val="1"/>
                 <w:i w:val="0"/>
                 <w:iCs w:val="0"/>
                 <w:smallCaps w:val="0"/>
@@ -1580,21 +1559,16 @@
             </w:pPr>
             <w:r>
               <w:rPr>
-                <w:rFonts w:ascii="Arial" w:cs="Arial" w:eastAsia="Arial" w:hAnsi="Arial"/>
-                <w:b w:val="1"/>
-                <w:bCs w:val="1"/>
-                <w:i w:val="0"/>
-                <w:iCs w:val="0"/>
-                <w:smallCaps w:val="0"/>
-                <w:strike w:val="0"/>
                 <w:sz w:val="18"/>
                 <w:szCs w:val="18"/>
-                <w:u w:val="none"/>
-                <w:shd w:fill="auto" w:val="clear"/>
-                <w:vertAlign w:val="baseline"/>
                 <w:rtl w:val="0"/>
               </w:rPr>
-              <w:t xml:space="preserve">1</w:t>
+              <w:t xml:space="preserve">${REP_NUM}</w:t>
+            </w:r>
+            <w:r>
+              <w:rPr>
+                <w:rtl w:val="0"/>
+              </w:rPr>
             </w:r>
           </w:p>
         </w:tc>
@@ -1602,58 +1576,18 @@
           <w:tcPr/>
           <w:p>
             <w:pPr>
-              <w:keepNext w:val="0"/>
-              <w:keepLines w:val="0"/>
-              <w:pageBreakBefore w:val="0"/>
               <w:widowControl w:val="1"/>
-              <w:pBdr>
-                <w:top w:space="0" w:sz="0" w:val="nil"/>
-                <w:left w:space="0" w:sz="0" w:val="nil"/>
-                <w:bottom w:space="0" w:sz="0" w:val="nil"/>
-                <w:right w:space="0" w:sz="0" w:val="nil"/>
-                <w:between w:space="0" w:sz="0" w:val="nil"/>
-              </w:pBdr>
-              <w:shd w:fill="auto" w:val="clear"/>
-              <w:spacing w:after="0" w:before="0" w:line="240" w:lineRule="auto"/>
-              <w:ind w:left="0" w:right="0" w:firstLine="0"/>
-              <w:jc w:val="both"/>
-              <w:rPr>
-                <w:rFonts w:ascii="Arial" w:cs="Arial" w:eastAsia="Arial" w:hAnsi="Arial"/>
-                <w:b w:val="0"/>
-                <w:bCs w:val="0"/>
-                <w:i w:val="0"/>
-                <w:iCs w:val="0"/>
-                <w:smallCaps w:val="0"/>
-                <w:strike w:val="0"/>
-                <w:sz w:val="18"/>
-                <w:szCs w:val="18"/>
-                <w:u w:val="none"/>
-                <w:shd w:fill="auto" w:val="clear"/>
-                <w:vertAlign w:val="baseline"/>
+              <w:spacing w:after="240" w:before="0" w:lineRule="auto"/>
+              <w:ind w:right="870"/>
+              <w:rPr>
+                <w:sz w:val="16"/>
+                <w:szCs w:val="16"/>
               </w:rPr>
             </w:pPr>
             <w:r>
               <w:rPr>
-                <w:rtl w:val="0"/>
-              </w:rPr>
-            </w:r>
-          </w:p>
-          <w:p>
-            <w:pPr>
-              <w:widowControl w:val="1"/>
-              <w:spacing w:after="240" w:before="240" w:lineRule="auto"/>
-              <w:jc w:val="both"/>
-              <w:rPr>
-                <w:rFonts w:ascii="Roboto Mono" w:cs="Roboto Mono" w:eastAsia="Roboto Mono" w:hAnsi="Roboto Mono"/>
-                <w:sz w:val="18"/>
-                <w:szCs w:val="18"/>
-              </w:rPr>
-            </w:pPr>
-            <w:r>
-              <w:rPr>
-                <w:rFonts w:ascii="Roboto Mono" w:cs="Roboto Mono" w:eastAsia="Roboto Mono" w:hAnsi="Roboto Mono"/>
-                <w:sz w:val="18"/>
-                <w:szCs w:val="18"/>
+                <w:sz w:val="16"/>
+                <w:szCs w:val="16"/>
                 <w:rtl w:val="0"/>
               </w:rPr>
               <w:t xml:space="preserve">${REP_REPORT}</w:t>
@@ -1705,9 +1639,6 @@
               <w:ind w:left="0" w:right="0" w:firstLine="0"/>
               <w:jc w:val="both"/>
               <w:rPr>
-                <w:rFonts w:ascii="Arial" w:cs="Arial" w:eastAsia="Arial" w:hAnsi="Arial"/>
-                <w:b w:val="0"/>
-                <w:bCs w:val="0"/>
                 <w:i w:val="0"/>
                 <w:iCs w:val="0"/>
                 <w:smallCaps w:val="0"/>
@@ -1733,16 +1664,13 @@
           <w:p>
             <w:pPr>
               <w:spacing w:after="240" w:before="240" w:lineRule="auto"/>
-              <w:jc w:val="both"/>
-              <w:rPr>
-                <w:rFonts w:ascii="Roboto Mono" w:cs="Roboto Mono" w:eastAsia="Roboto Mono" w:hAnsi="Roboto Mono"/>
+              <w:rPr>
                 <w:sz w:val="18"/>
                 <w:szCs w:val="18"/>
               </w:rPr>
             </w:pPr>
             <w:r>
               <w:rPr>
-                <w:rFonts w:ascii="Roboto Mono" w:cs="Roboto Mono" w:eastAsia="Roboto Mono" w:hAnsi="Roboto Mono"/>
                 <w:sz w:val="18"/>
                 <w:szCs w:val="18"/>
                 <w:rtl w:val="0"/>
@@ -1799,18 +1727,8 @@
         <w:ind w:left="0" w:right="0" w:firstLine="0"/>
         <w:jc w:val="left"/>
         <w:rPr>
-          <w:rFonts w:ascii="Arial" w:cs="Arial" w:eastAsia="Arial" w:hAnsi="Arial"/>
-          <w:b w:val="0"/>
-          <w:bCs w:val="0"/>
-          <w:i w:val="0"/>
-          <w:iCs w:val="0"/>
-          <w:smallCaps w:val="0"/>
-          <w:strike w:val="0"/>
           <w:sz w:val="20"/>
           <w:szCs w:val="20"/>
-          <w:u w:val="none"/>
-          <w:shd w:fill="auto" w:val="clear"/>
-          <w:vertAlign w:val="baseline"/>
         </w:rPr>
       </w:pPr>
       <w:r>
@@ -1867,7 +1785,22 @@
           <w:vertAlign w:val="baseline"/>
           <w:rtl w:val="0"/>
         </w:rPr>
-        <w:t xml:space="preserve">4.  Administrative Matters: </w:t>
+        <w:t xml:space="preserve">4.  Administrative Matters:</w:t>
+      </w:r>
+      <w:r>
+        <w:rPr>
+          <w:b w:val="1"/>
+          <w:bCs w:val="1"/>
+          <w:sz w:val="20"/>
+          <w:szCs w:val="20"/>
+          <w:rtl w:val="0"/>
+        </w:rPr>
+        <w:t xml:space="preserve"> </w:t>
+      </w:r>
+      <w:r>
+        <w:rPr>
+          <w:rtl w:val="0"/>
+        </w:rPr>
       </w:r>
     </w:p>
     <w:p>
@@ -2181,7 +2114,7 @@
                 <w:vertAlign w:val="baseline"/>
                 <w:rtl w:val="0"/>
               </w:rPr>
-              <w:t xml:space="preserve">Status / Remarks</w:t>
+              <w:t xml:space="preserve">Status / Remarks </w:t>
             </w:r>
           </w:p>
         </w:tc>
@@ -2208,7 +2141,6 @@
             </w:pPr>
             <w:r>
               <w:rPr>
-                <w:rFonts w:ascii="Roboto Mono" w:cs="Roboto Mono" w:eastAsia="Roboto Mono" w:hAnsi="Roboto Mono"/>
                 <w:sz w:val="18"/>
                 <w:szCs w:val="18"/>
                 <w:rtl w:val="0"/>
@@ -2238,7 +2170,6 @@
             </w:pPr>
             <w:r>
               <w:rPr>
-                <w:rFonts w:ascii="Roboto Mono" w:cs="Roboto Mono" w:eastAsia="Roboto Mono" w:hAnsi="Roboto Mono"/>
                 <w:sz w:val="18"/>
                 <w:szCs w:val="18"/>
                 <w:rtl w:val="0"/>
@@ -2268,7 +2199,6 @@
             </w:pPr>
             <w:r>
               <w:rPr>
-                <w:rFonts w:ascii="Roboto Mono" w:cs="Roboto Mono" w:eastAsia="Roboto Mono" w:hAnsi="Roboto Mono"/>
                 <w:sz w:val="18"/>
                 <w:szCs w:val="18"/>
                 <w:rtl w:val="0"/>
@@ -2298,7 +2228,14 @@
             </w:pPr>
             <w:r>
               <w:rPr>
-                <w:rFonts w:ascii="Roboto Mono" w:cs="Roboto Mono" w:eastAsia="Roboto Mono" w:hAnsi="Roboto Mono"/>
+                <w:sz w:val="18"/>
+                <w:szCs w:val="18"/>
+                <w:rtl w:val="0"/>
+              </w:rPr>
+              <w:t xml:space="preserve"> </w:t>
+            </w:r>
+            <w:r>
+              <w:rPr>
                 <w:sz w:val="18"/>
                 <w:szCs w:val="18"/>
                 <w:rtl w:val="0"/>
@@ -2327,6 +2264,16 @@
       </w:pPr>
       <w:r>
         <w:rPr>
+          <w:i w:val="1"/>
+          <w:iCs w:val="1"/>
+          <w:sz w:val="18"/>
+          <w:szCs w:val="18"/>
+          <w:rtl w:val="0"/>
+        </w:rPr>
+        <w:t xml:space="preserve">            </w:t>
+      </w:r>
+      <w:r>
+        <w:rPr>
           <w:rFonts w:ascii="Arial" w:cs="Arial" w:eastAsia="Arial" w:hAnsi="Arial"/>
           <w:i w:val="1"/>
           <w:iCs w:val="1"/>
@@ -2334,15 +2281,29 @@
           <w:szCs w:val="18"/>
           <w:rtl w:val="0"/>
         </w:rPr>
-        <w:tab/>
-        <w:t xml:space="preserve">       Legend: Status – operational / non-operational / prepaid status of mobile phones</w:t>
+        <w:t xml:space="preserve">Legend: Status – operational / non-operational / prepaid status of mobile phones</w:t>
       </w:r>
     </w:p>
     <w:p>
       <w:pPr>
         <w:jc w:val="both"/>
         <w:rPr>
-          <w:rFonts w:ascii="Arial" w:cs="Arial" w:eastAsia="Arial" w:hAnsi="Arial"/>
+          <w:i w:val="1"/>
+          <w:iCs w:val="1"/>
+          <w:sz w:val="18"/>
+          <w:szCs w:val="18"/>
+        </w:rPr>
+      </w:pPr>
+      <w:r>
+        <w:rPr>
+          <w:rtl w:val="0"/>
+        </w:rPr>
+      </w:r>
+    </w:p>
+    <w:p>
+      <w:pPr>
+        <w:jc w:val="both"/>
+        <w:rPr>
           <w:i w:val="1"/>
           <w:iCs w:val="1"/>
           <w:sz w:val="18"/>
@@ -2634,7 +2595,6 @@
             </w:pPr>
             <w:r>
               <w:rPr>
-                <w:rFonts w:ascii="Roboto Mono" w:cs="Roboto Mono" w:eastAsia="Roboto Mono" w:hAnsi="Roboto Mono"/>
                 <w:sz w:val="18"/>
                 <w:szCs w:val="18"/>
                 <w:rtl w:val="0"/>
@@ -2663,7 +2623,6 @@
             </w:pPr>
             <w:r>
               <w:rPr>
-                <w:rFonts w:ascii="Roboto Mono" w:cs="Roboto Mono" w:eastAsia="Roboto Mono" w:hAnsi="Roboto Mono"/>
                 <w:sz w:val="18"/>
                 <w:szCs w:val="18"/>
                 <w:rtl w:val="0"/>
@@ -2692,7 +2651,6 @@
             </w:pPr>
             <w:r>
               <w:rPr>
-                <w:rFonts w:ascii="Roboto Mono" w:cs="Roboto Mono" w:eastAsia="Roboto Mono" w:hAnsi="Roboto Mono"/>
                 <w:sz w:val="18"/>
                 <w:szCs w:val="18"/>
                 <w:rtl w:val="0"/>
@@ -2726,18 +2684,10 @@
         <w:ind w:left="630" w:right="0" w:hanging="358"/>
         <w:jc w:val="both"/>
         <w:rPr>
-          <w:rFonts w:ascii="Arial" w:cs="Arial" w:eastAsia="Arial" w:hAnsi="Arial"/>
           <w:b w:val="1"/>
           <w:bCs w:val="1"/>
-          <w:i w:val="0"/>
-          <w:iCs w:val="0"/>
-          <w:smallCaps w:val="0"/>
-          <w:strike w:val="0"/>
           <w:sz w:val="20"/>
           <w:szCs w:val="20"/>
-          <w:u w:val="none"/>
-          <w:shd w:fill="auto" w:val="clear"/>
-          <w:vertAlign w:val="baseline"/>
         </w:rPr>
       </w:pPr>
       <w:r>
@@ -2764,6 +2714,36 @@
         <w:ind w:left="630" w:right="0" w:hanging="358"/>
         <w:jc w:val="both"/>
         <w:rPr>
+          <w:b w:val="1"/>
+          <w:bCs w:val="1"/>
+          <w:sz w:val="20"/>
+          <w:szCs w:val="20"/>
+        </w:rPr>
+      </w:pPr>
+      <w:r>
+        <w:rPr>
+          <w:rtl w:val="0"/>
+        </w:rPr>
+      </w:r>
+    </w:p>
+    <w:p>
+      <w:pPr>
+        <w:keepNext w:val="0"/>
+        <w:keepLines w:val="0"/>
+        <w:pageBreakBefore w:val="0"/>
+        <w:widowControl w:val="0"/>
+        <w:pBdr>
+          <w:top w:space="0" w:sz="0" w:val="nil"/>
+          <w:left w:space="0" w:sz="0" w:val="nil"/>
+          <w:bottom w:space="0" w:sz="0" w:val="nil"/>
+          <w:right w:space="0" w:sz="0" w:val="nil"/>
+          <w:between w:space="0" w:sz="0" w:val="nil"/>
+        </w:pBdr>
+        <w:shd w:fill="auto" w:val="clear"/>
+        <w:spacing w:after="0" w:before="0" w:line="240" w:lineRule="auto"/>
+        <w:ind w:left="630" w:right="0" w:hanging="358"/>
+        <w:jc w:val="both"/>
+        <w:rPr>
           <w:rFonts w:ascii="Arial" w:cs="Arial" w:eastAsia="Arial" w:hAnsi="Arial"/>
           <w:b w:val="1"/>
           <w:bCs w:val="1"/>
@@ -2895,10 +2875,9 @@
         </w:pBdr>
         <w:shd w:fill="auto" w:val="clear"/>
         <w:spacing w:after="0" w:before="0" w:line="240" w:lineRule="auto"/>
-        <w:ind w:left="1710" w:right="0" w:hanging="358.0000000000001"/>
+        <w:ind w:left="1440" w:right="0" w:firstLine="0"/>
         <w:jc w:val="both"/>
         <w:rPr>
-          <w:rFonts w:ascii="Roboto Mono" w:cs="Roboto Mono" w:eastAsia="Roboto Mono" w:hAnsi="Roboto Mono"/>
           <w:i w:val="1"/>
           <w:iCs w:val="1"/>
           <w:sz w:val="20"/>
@@ -2907,7 +2886,6 @@
       </w:pPr>
       <w:r>
         <w:rPr>
-          <w:rFonts w:ascii="Roboto Mono" w:cs="Roboto Mono" w:eastAsia="Roboto Mono" w:hAnsi="Roboto Mono"/>
           <w:i w:val="1"/>
           <w:iCs w:val="1"/>
           <w:sz w:val="20"/>
@@ -3000,6 +2978,11 @@
         </w:rPr>
         <w:t xml:space="preserve">The following were endorsed to incoming Operations Duty Staff:</w:t>
       </w:r>
+      <w:r>
+        <w:rPr>
+          <w:rtl w:val="0"/>
+        </w:rPr>
+      </w:r>
     </w:p>
     <w:p>
       <w:pPr>
@@ -3016,41 +2999,37 @@
         </w:pBdr>
         <w:shd w:fill="auto" w:val="clear"/>
         <w:spacing w:after="0" w:before="0" w:line="240" w:lineRule="auto"/>
-        <w:ind w:left="720" w:right="0" w:firstLine="0"/>
+        <w:ind w:left="0" w:right="0" w:firstLine="0"/>
         <w:jc w:val="both"/>
         <w:rPr>
-          <w:rFonts w:ascii="Arial" w:cs="Arial" w:eastAsia="Arial" w:hAnsi="Arial"/>
-          <w:b w:val="0"/>
-          <w:bCs w:val="0"/>
-          <w:i w:val="0"/>
-          <w:iCs w:val="0"/>
-          <w:smallCaps w:val="0"/>
-          <w:strike w:val="0"/>
           <w:sz w:val="20"/>
           <w:szCs w:val="20"/>
-          <w:u w:val="none"/>
-          <w:shd w:fill="auto" w:val="clear"/>
-          <w:vertAlign w:val="baseline"/>
-        </w:rPr>
-      </w:pPr>
-      <w:r>
-        <w:rPr>
-          <w:rtl w:val="0"/>
-        </w:rPr>
-      </w:r>
-    </w:p>
-    <w:p>
-      <w:pPr>
+        </w:rPr>
+      </w:pPr>
+      <w:r>
+        <w:rPr>
+          <w:rtl w:val="0"/>
+        </w:rPr>
+      </w:r>
+    </w:p>
+    <w:p>
+      <w:pPr>
+        <w:keepNext w:val="0"/>
+        <w:keepLines w:val="0"/>
+        <w:pageBreakBefore w:val="0"/>
         <w:widowControl w:val="1"/>
-        <w:tabs>
-          <w:tab w:val="left" w:leader="none" w:pos="1170"/>
-        </w:tabs>
-        <w:spacing w:after="240" w:before="240" w:lineRule="auto"/>
-        <w:ind w:left="0" w:firstLine="0"/>
+        <w:pBdr>
+          <w:top w:space="0" w:sz="0" w:val="nil"/>
+          <w:left w:space="0" w:sz="0" w:val="nil"/>
+          <w:bottom w:space="0" w:sz="0" w:val="nil"/>
+          <w:right w:space="0" w:sz="0" w:val="nil"/>
+          <w:between w:space="0" w:sz="0" w:val="nil"/>
+        </w:pBdr>
+        <w:shd w:fill="auto" w:val="clear"/>
+        <w:spacing w:after="0" w:before="0" w:line="240" w:lineRule="auto"/>
+        <w:ind w:left="1440" w:right="0" w:firstLine="0"/>
         <w:jc w:val="both"/>
         <w:rPr>
-          <w:b w:val="1"/>
-          <w:bCs w:val="1"/>
           <w:i w:val="1"/>
           <w:iCs w:val="1"/>
           <w:sz w:val="20"/>
@@ -3059,22 +3038,6 @@
       </w:pPr>
       <w:r>
         <w:rPr>
-          <w:rFonts w:ascii="Roboto Mono" w:cs="Roboto Mono" w:eastAsia="Roboto Mono" w:hAnsi="Roboto Mono"/>
-          <w:b w:val="1"/>
-          <w:bCs w:val="1"/>
-          <w:i w:val="1"/>
-          <w:iCs w:val="1"/>
-          <w:sz w:val="20"/>
-          <w:szCs w:val="20"/>
-          <w:rtl w:val="0"/>
-        </w:rPr>
-        <w:t xml:space="preserve">           </w:t>
-      </w:r>
-      <w:r>
-        <w:rPr>
-          <w:rFonts w:ascii="Roboto Mono" w:cs="Roboto Mono" w:eastAsia="Roboto Mono" w:hAnsi="Roboto Mono"/>
-          <w:b w:val="1"/>
-          <w:bCs w:val="1"/>
           <w:i w:val="1"/>
           <w:iCs w:val="1"/>
           <w:sz w:val="20"/>
@@ -3281,7 +3244,7 @@
           <w:szCs w:val="20"/>
           <w:rtl w:val="0"/>
         </w:rPr>
-        <w:t xml:space="preserve">                                                                                      </w:t>
+        <w:t xml:space="preserve">                                                                                    </w:t>
       </w:r>
       <w:r>
         <w:rPr>
@@ -3344,8 +3307,437 @@
       <w:pPr>
         <w:pStyle w:val="Heading2"/>
         <w:tabs>
-          <w:tab w:val="left" w:leader="none" w:pos="5581"/>
+          <w:tab w:val="left" w:leader="none" w:pos="5131"/>
         </w:tabs>
+        <w:spacing w:after="0" w:before="0" w:lineRule="auto"/>
+        <w:ind w:left="0" w:right="0"/>
+        <w:jc w:val="left"/>
+        <w:rPr>
+          <w:rFonts w:ascii="Roboto Mono" w:cs="Roboto Mono" w:eastAsia="Roboto Mono" w:hAnsi="Roboto Mono"/>
+        </w:rPr>
+      </w:pPr>
+      <w:bookmarkStart w:colFirst="0" w:colLast="0" w:name="_5fa4bv9odox5" w:id="0"/>
+      <w:bookmarkEnd w:id="0"/>
+      <w:r>
+        <w:rPr>
+          <w:rtl w:val="0"/>
+        </w:rPr>
+      </w:r>
+    </w:p>
+    <w:p>
+      <w:pPr>
+        <w:pStyle w:val="Heading2"/>
+        <w:tabs>
+          <w:tab w:val="left" w:leader="none" w:pos="5131"/>
+        </w:tabs>
+        <w:spacing w:after="0" w:before="0" w:lineRule="auto"/>
+        <w:ind w:left="0" w:right="0"/>
+        <w:jc w:val="left"/>
+        <w:rPr>
+          <w:rFonts w:ascii="Roboto Mono" w:cs="Roboto Mono" w:eastAsia="Roboto Mono" w:hAnsi="Roboto Mono"/>
+        </w:rPr>
+      </w:pPr>
+      <w:bookmarkStart w:colFirst="0" w:colLast="0" w:name="_a2jyumengdgk" w:id="1"/>
+      <w:bookmarkEnd w:id="1"/>
+      <w:r>
+        <w:rPr>
+          <w:rtl w:val="0"/>
+        </w:rPr>
+      </w:r>
+    </w:p>
+    <w:p>
+      <w:pPr>
+        <w:pStyle w:val="Heading2"/>
+        <w:tabs>
+          <w:tab w:val="left" w:leader="none" w:pos="5131"/>
+        </w:tabs>
+        <w:spacing w:after="0" w:before="0" w:lineRule="auto"/>
+        <w:ind w:left="0" w:right="0"/>
+        <w:jc w:val="left"/>
+        <w:rPr>
+          <w:b w:val="0"/>
+          <w:bCs w:val="0"/>
+          <w:u w:val="none"/>
+        </w:rPr>
+      </w:pPr>
+      <w:bookmarkStart w:colFirst="0" w:colLast="0" w:name="_j9cmh99au40q" w:id="2"/>
+      <w:bookmarkEnd w:id="2"/>
+      <w:r>
+        <w:rPr>
+          <w:rtl w:val="0"/>
+        </w:rPr>
+        <w:t xml:space="preserve">${preparedBy}</w:t>
+      </w:r>
+      <w:r>
+        <w:rPr>
+          <w:rFonts w:ascii="Roboto Mono" w:cs="Roboto Mono" w:eastAsia="Roboto Mono" w:hAnsi="Roboto Mono"/>
+          <w:u w:val="none"/>
+          <w:rtl w:val="0"/>
+        </w:rPr>
+        <w:t xml:space="preserve">                     </w:t>
+      </w:r>
+      <w:r>
+        <w:rPr>
+          <w:rtl w:val="0"/>
+        </w:rPr>
+        <w:t xml:space="preserve">${receivedBy}</w:t>
+      </w:r>
+      <w:r>
+        <w:rPr>
+          <w:rFonts w:ascii="Roboto Mono" w:cs="Roboto Mono" w:eastAsia="Roboto Mono" w:hAnsi="Roboto Mono"/>
+          <w:u w:val="none"/>
+          <w:rtl w:val="0"/>
+        </w:rPr>
+        <w:t xml:space="preserve">                                         </w:t>
+      </w:r>
+      <w:r>
+        <w:rPr>
+          <w:b w:val="0"/>
+          <w:bCs w:val="0"/>
+          <w:u w:val="none"/>
+          <w:rtl w:val="0"/>
+        </w:rPr>
+        <w:t xml:space="preserve">${preparedPosition}</w:t>
+      </w:r>
+      <w:r>
+        <w:rPr>
+          <w:u w:val="none"/>
+          <w:rtl w:val="0"/>
+        </w:rPr>
+        <w:t xml:space="preserve">                                                             </w:t>
+      </w:r>
+      <w:r>
+        <w:rPr>
+          <w:b w:val="0"/>
+          <w:bCs w:val="0"/>
+          <w:u w:val="none"/>
+          <w:rtl w:val="0"/>
+        </w:rPr>
+        <w:t xml:space="preserve">${receivedPosition}</w:t>
+      </w:r>
+    </w:p>
+    <w:p>
+      <w:pPr>
+        <w:ind w:left="0" w:right="282" w:firstLine="0"/>
+        <w:jc w:val="left"/>
+        <w:rPr/>
+      </w:pPr>
+      <w:r>
+        <w:rPr>
+          <w:rtl w:val="0"/>
+        </w:rPr>
+      </w:r>
+    </w:p>
+    <w:p>
+      <w:pPr>
+        <w:ind w:left="0" w:right="282" w:firstLine="0"/>
+        <w:jc w:val="left"/>
+        <w:rPr/>
+      </w:pPr>
+      <w:r>
+        <w:rPr>
+          <w:rtl w:val="0"/>
+        </w:rPr>
+      </w:r>
+    </w:p>
+    <w:p>
+      <w:pPr>
+        <w:ind w:left="0" w:right="282" w:firstLine="0"/>
+        <w:jc w:val="left"/>
+        <w:rPr/>
+      </w:pPr>
+      <w:r>
+        <w:rPr>
+          <w:rtl w:val="0"/>
+        </w:rPr>
+      </w:r>
+    </w:p>
+    <w:p>
+      <w:pPr>
+        <w:ind w:left="-270" w:right="282" w:firstLine="0"/>
+        <w:jc w:val="center"/>
+        <w:rPr/>
+      </w:pPr>
+      <w:r>
+        <w:rPr>
+          <w:rFonts w:ascii="Arial" w:cs="Arial" w:eastAsia="Arial" w:hAnsi="Arial"/>
+          <w:rtl w:val="0"/>
+        </w:rPr>
+        <w:t xml:space="preserve">Noted by:</w:t>
+      </w:r>
+      <w:r>
+        <w:rPr>
+          <w:rtl w:val="0"/>
+        </w:rPr>
+      </w:r>
+    </w:p>
+    <w:p>
+      <w:pPr>
+        <w:ind w:left="-270" w:right="282" w:firstLine="0"/>
+        <w:jc w:val="center"/>
+        <w:rPr/>
+      </w:pPr>
+      <w:r>
+        <w:rPr>
+          <w:rtl w:val="0"/>
+        </w:rPr>
+      </w:r>
+    </w:p>
+    <w:p>
+      <w:pPr>
+        <w:ind w:left="-270" w:right="282" w:firstLine="0"/>
+        <w:jc w:val="center"/>
+        <w:rPr/>
+      </w:pPr>
+      <w:r>
+        <w:rPr>
+          <w:rtl w:val="0"/>
+        </w:rPr>
+      </w:r>
+    </w:p>
+    <w:p>
+      <w:pPr>
+        <w:ind w:left="-270" w:right="282" w:firstLine="0"/>
+        <w:jc w:val="left"/>
+        <w:rPr/>
+      </w:pPr>
+      <w:r>
+        <w:rPr>
+          <w:rtl w:val="0"/>
+        </w:rPr>
+      </w:r>
+    </w:p>
+    <w:p>
+      <w:pPr>
+        <w:ind w:left="-270" w:right="282" w:firstLine="0"/>
+        <w:jc w:val="center"/>
+        <w:rPr/>
+      </w:pPr>
+      <w:r>
+        <w:rPr>
+          <w:b w:val="1"/>
+          <w:bCs w:val="1"/>
+          <w:u w:val="single"/>
+          <w:rtl w:val="0"/>
+        </w:rPr>
+        <w:t xml:space="preserve">${notedBy}</w:t>
+      </w:r>
+      <w:r>
+        <w:rPr>
+          <w:rtl w:val="0"/>
+        </w:rPr>
+      </w:r>
+    </w:p>
+    <w:p>
+      <w:pPr>
+        <w:ind w:left="-270" w:right="282" w:firstLine="0"/>
+        <w:jc w:val="center"/>
+        <w:rPr>
+          <w:u w:val="none"/>
+        </w:rPr>
+      </w:pPr>
+      <w:r>
+        <w:rPr>
+          <w:u w:val="none"/>
+          <w:rtl w:val="0"/>
+        </w:rPr>
+        <w:t xml:space="preserve">${notedPosition}</w:t>
+      </w:r>
+    </w:p>
+    <w:p>
+      <w:pPr>
+        <w:pStyle w:val="Heading2"/>
+        <w:spacing w:before="1" w:lineRule="auto"/>
+        <w:ind w:left="-1560" w:firstLine="0"/>
+        <w:jc w:val="left"/>
+        <w:rPr>
+          <w:rFonts w:ascii="Roboto Mono" w:cs="Roboto Mono" w:eastAsia="Roboto Mono" w:hAnsi="Roboto Mono"/>
+          <w:b w:val="1"/>
+          <w:bCs w:val="1"/>
+        </w:rPr>
+      </w:pPr>
+      <w:bookmarkStart w:colFirst="0" w:colLast="0" w:name="_h9a13gtwv5t2" w:id="3"/>
+      <w:bookmarkEnd w:id="3"/>
+      <w:r>
+        <w:rPr>
+          <w:rFonts w:ascii="Roboto Mono" w:cs="Roboto Mono" w:eastAsia="Roboto Mono" w:hAnsi="Roboto Mono"/>
+          <w:u w:val="none"/>
+          <w:rtl w:val="0"/>
+        </w:rPr>
+        <w:t xml:space="preserve">                                  </w:t>
+      </w:r>
+      <w:r>
+        <w:rPr>
+          <w:rFonts w:ascii="Roboto Mono" w:cs="Roboto Mono" w:eastAsia="Roboto Mono" w:hAnsi="Roboto Mono"/>
+          <w:b w:val="1"/>
+          <w:bCs w:val="1"/>
+          <w:rtl w:val="0"/>
+        </w:rPr>
+        <w:t xml:space="preserve">                                               </w:t>
+      </w:r>
+    </w:p>
+    <w:p>
+      <w:pPr>
+        <w:pStyle w:val="Heading1"/>
+        <w:pBdr>
+          <w:bottom w:space="0" w:sz="0" w:val="nil"/>
+        </w:pBdr>
+        <w:shd w:fill="auto" w:val="clear"/>
+        <w:spacing w:after="240" w:before="240" w:line="276" w:lineRule="auto"/>
+        <w:ind w:left="0"/>
+        <w:jc w:val="left"/>
+        <w:rPr>
+          <w:rFonts w:ascii="Roboto Mono" w:cs="Roboto Mono" w:eastAsia="Roboto Mono" w:hAnsi="Roboto Mono"/>
+        </w:rPr>
+      </w:pPr>
+      <w:bookmarkStart w:colFirst="0" w:colLast="0" w:name="_oph48lzf87ou" w:id="4"/>
+      <w:bookmarkEnd w:id="4"/>
+      <w:r>
+        <w:rPr>
+          <w:rtl w:val="0"/>
+        </w:rPr>
+      </w:r>
+    </w:p>
+    <w:p>
+      <w:pPr>
+        <w:ind w:left="-270" w:right="282" w:firstLine="0"/>
+        <w:jc w:val="center"/>
+        <w:rPr/>
+      </w:pPr>
+      <w:r>
+        <w:rPr>
+          <w:rtl w:val="0"/>
+        </w:rPr>
+      </w:r>
+    </w:p>
+    <w:p>
+      <w:pPr>
+        <w:ind w:left="-270" w:right="282" w:firstLine="0"/>
+        <w:jc w:val="center"/>
+        <w:rPr/>
+      </w:pPr>
+      <w:r>
+        <w:rPr>
+          <w:rFonts w:ascii="Arial" w:cs="Arial" w:eastAsia="Arial" w:hAnsi="Arial"/>
+          <w:rtl w:val="0"/>
+        </w:rPr>
+        <w:t xml:space="preserve">Approved:</w:t>
+      </w:r>
+      <w:r>
+        <w:rPr>
+          <w:rtl w:val="0"/>
+        </w:rPr>
+      </w:r>
+    </w:p>
+    <w:p>
+      <w:pPr>
+        <w:ind w:left="-270" w:right="282" w:firstLine="0"/>
+        <w:jc w:val="center"/>
+        <w:rPr/>
+      </w:pPr>
+      <w:r>
+        <w:rPr>
+          <w:rtl w:val="0"/>
+        </w:rPr>
+      </w:r>
+    </w:p>
+    <w:p>
+      <w:pPr>
+        <w:ind w:left="-270" w:right="282" w:firstLine="0"/>
+        <w:jc w:val="center"/>
+        <w:rPr/>
+      </w:pPr>
+      <w:r>
+        <w:rPr>
+          <w:rtl w:val="0"/>
+        </w:rPr>
+      </w:r>
+    </w:p>
+    <w:p>
+      <w:pPr>
+        <w:ind w:left="-270" w:right="282" w:firstLine="0"/>
+        <w:jc w:val="left"/>
+        <w:rPr/>
+      </w:pPr>
+      <w:r>
+        <w:rPr>
+          <w:rtl w:val="0"/>
+        </w:rPr>
+      </w:r>
+    </w:p>
+    <w:p>
+      <w:pPr>
+        <w:ind w:left="-270" w:right="282" w:firstLine="0"/>
+        <w:jc w:val="center"/>
+        <w:rPr/>
+      </w:pPr>
+      <w:r>
+        <w:rPr>
+          <w:rtl w:val="0"/>
+        </w:rPr>
+      </w:r>
+    </w:p>
+    <w:p>
+      <w:pPr>
+        <w:ind w:left="-270" w:right="282" w:firstLine="0"/>
+        <w:jc w:val="center"/>
+        <w:rPr>
+          <w:b w:val="1"/>
+          <w:bCs w:val="1"/>
+          <w:u w:val="single"/>
+        </w:rPr>
+      </w:pPr>
+      <w:r>
+        <w:rPr>
+          <w:b w:val="1"/>
+          <w:bCs w:val="1"/>
+          <w:u w:val="single"/>
+          <w:rtl w:val="0"/>
+        </w:rPr>
+        <w:t xml:space="preserve">${approvedBy}</w:t>
+      </w:r>
+    </w:p>
+    <w:p>
+      <w:pPr>
+        <w:ind w:left="-270" w:right="282" w:firstLine="0"/>
+        <w:jc w:val="center"/>
+        <w:rPr/>
+      </w:pPr>
+      <w:r>
+        <w:rPr>
+          <w:rtl w:val="0"/>
+        </w:rPr>
+        <w:t xml:space="preserve">${approvedPosition}</w:t>
+      </w:r>
+      <w:r>
+        <w:rPr>
+          <w:rtl w:val="0"/>
+        </w:rPr>
+      </w:r>
+    </w:p>
+    <w:p>
+      <w:pPr>
+        <w:rPr/>
+      </w:pPr>
+      <w:r>
+        <w:rPr>
+          <w:rtl w:val="0"/>
+        </w:rPr>
+      </w:r>
+    </w:p>
+    <w:p>
+      <w:pPr>
+        <w:rPr/>
+      </w:pPr>
+      <w:r>
+        <w:rPr>
+          <w:rtl w:val="0"/>
+        </w:rPr>
+      </w:r>
+    </w:p>
+    <w:p>
+      <w:pPr>
+        <w:pStyle w:val="Heading2"/>
         <w:spacing w:after="240" w:before="240" w:lineRule="auto"/>
         <w:ind w:left="0" w:right="0"/>
         <w:jc w:val="left"/>
@@ -3356,521 +3748,8 @@
           <w:u w:val="none"/>
         </w:rPr>
       </w:pPr>
-      <w:bookmarkStart w:colFirst="0" w:colLast="0" w:name="_j9cmh99au40q" w:id="0"/>
-      <w:bookmarkEnd w:id="0"/>
-      <w:r>
-        <w:rPr>
-          <w:rFonts w:ascii="Roboto Mono" w:cs="Roboto Mono" w:eastAsia="Roboto Mono" w:hAnsi="Roboto Mono"/>
-          <w:rtl w:val="0"/>
-        </w:rPr>
-        <w:t xml:space="preserve">${preparedBy}</w:t>
-      </w:r>
-      <w:r>
-        <w:rPr>
-          <w:rFonts w:ascii="Roboto Mono" w:cs="Roboto Mono" w:eastAsia="Roboto Mono" w:hAnsi="Roboto Mono"/>
-          <w:u w:val="none"/>
-          <w:rtl w:val="0"/>
-        </w:rPr>
-        <w:t xml:space="preserve">                             </w:t>
-      </w:r>
-      <w:r>
-        <w:rPr>
-          <w:rFonts w:ascii="Roboto Mono" w:cs="Roboto Mono" w:eastAsia="Roboto Mono" w:hAnsi="Roboto Mono"/>
-          <w:rtl w:val="0"/>
-        </w:rPr>
-        <w:t xml:space="preserve">${receivedBy}</w:t>
-      </w:r>
-      <w:r>
-        <w:rPr>
-          <w:rFonts w:ascii="Roboto Mono" w:cs="Roboto Mono" w:eastAsia="Roboto Mono" w:hAnsi="Roboto Mono"/>
-          <w:u w:val="none"/>
-          <w:rtl w:val="0"/>
-        </w:rPr>
-        <w:t xml:space="preserve">                                         </w:t>
-      </w:r>
-      <w:r>
-        <w:rPr>
-          <w:rFonts w:ascii="Roboto Mono" w:cs="Roboto Mono" w:eastAsia="Roboto Mono" w:hAnsi="Roboto Mono"/>
-          <w:b w:val="0"/>
-          <w:bCs w:val="0"/>
-          <w:u w:val="none"/>
-          <w:rtl w:val="0"/>
-        </w:rPr>
-        <w:t xml:space="preserve">${preparedPosition}</w:t>
-      </w:r>
-      <w:r>
-        <w:rPr>
-          <w:u w:val="none"/>
-          <w:rtl w:val="0"/>
-        </w:rPr>
-        <w:t xml:space="preserve">                                                        </w:t>
-      </w:r>
-      <w:r>
-        <w:rPr>
-          <w:rFonts w:ascii="Roboto Mono" w:cs="Roboto Mono" w:eastAsia="Roboto Mono" w:hAnsi="Roboto Mono"/>
-          <w:b w:val="0"/>
-          <w:bCs w:val="0"/>
-          <w:u w:val="none"/>
-          <w:rtl w:val="0"/>
-        </w:rPr>
-        <w:t xml:space="preserve">${receivedPosition}</w:t>
-      </w:r>
-    </w:p>
-    <w:p>
-      <w:pPr>
-        <w:pStyle w:val="Heading2"/>
-        <w:tabs>
-          <w:tab w:val="left" w:leader="none" w:pos="5966"/>
-        </w:tabs>
-        <w:spacing w:after="240" w:before="240" w:lineRule="auto"/>
-        <w:ind w:left="0" w:right="0"/>
-        <w:jc w:val="left"/>
-        <w:rPr>
-          <w:rFonts w:ascii="Roboto Mono" w:cs="Roboto Mono" w:eastAsia="Roboto Mono" w:hAnsi="Roboto Mono"/>
-          <w:b w:val="1"/>
-          <w:bCs w:val="1"/>
-        </w:rPr>
-      </w:pPr>
-      <w:bookmarkStart w:colFirst="0" w:colLast="0" w:name="_v9w5i59tx6s" w:id="1"/>
-      <w:bookmarkEnd w:id="1"/>
-      <w:r>
-        <w:rPr>
-          <w:rtl w:val="0"/>
-        </w:rPr>
-      </w:r>
-    </w:p>
-    <w:p>
-      <w:pPr>
-        <w:tabs>
-          <w:tab w:val="left" w:leader="none" w:pos="5966"/>
-        </w:tabs>
-        <w:rPr/>
-      </w:pPr>
-      <w:r>
-        <w:rPr>
-          <w:rtl w:val="0"/>
-        </w:rPr>
-      </w:r>
-    </w:p>
-    <w:p>
-      <w:pPr>
-        <w:ind w:left="4" w:right="282" w:firstLine="0"/>
-        <w:jc w:val="center"/>
-        <w:rPr>
-          <w:rFonts w:ascii="Arial" w:cs="Arial" w:eastAsia="Arial" w:hAnsi="Arial"/>
-        </w:rPr>
-      </w:pPr>
-      <w:r>
-        <w:rPr>
-          <w:rtl w:val="0"/>
-        </w:rPr>
-      </w:r>
-    </w:p>
-    <w:p>
-      <w:pPr>
-        <w:ind w:left="4" w:right="282" w:firstLine="0"/>
-        <w:jc w:val="center"/>
-        <w:rPr>
-          <w:rFonts w:ascii="Arial" w:cs="Arial" w:eastAsia="Arial" w:hAnsi="Arial"/>
-        </w:rPr>
-      </w:pPr>
-      <w:r>
-        <w:rPr>
-          <w:rtl w:val="0"/>
-        </w:rPr>
-      </w:r>
-    </w:p>
-    <w:p>
-      <w:pPr>
-        <w:ind w:left="4" w:right="282" w:firstLine="0"/>
-        <w:jc w:val="left"/>
-        <w:rPr>
-          <w:rFonts w:ascii="Arial" w:cs="Arial" w:eastAsia="Arial" w:hAnsi="Arial"/>
-        </w:rPr>
-      </w:pPr>
-      <w:r>
-        <w:rPr>
-          <w:rtl w:val="0"/>
-        </w:rPr>
-        <w:t xml:space="preserve">                                                                </w:t>
-      </w:r>
-      <w:r>
-        <w:rPr>
-          <w:rFonts w:ascii="Arial" w:cs="Arial" w:eastAsia="Arial" w:hAnsi="Arial"/>
-          <w:rtl w:val="0"/>
-        </w:rPr>
-        <w:t xml:space="preserve">Noted by:</w:t>
-      </w:r>
-    </w:p>
-    <w:p>
-      <w:pPr>
-        <w:keepNext w:val="0"/>
-        <w:keepLines w:val="0"/>
-        <w:pageBreakBefore w:val="0"/>
-        <w:widowControl w:val="0"/>
-        <w:pBdr>
-          <w:top w:space="0" w:sz="0" w:val="nil"/>
-          <w:left w:space="0" w:sz="0" w:val="nil"/>
-          <w:bottom w:space="0" w:sz="0" w:val="nil"/>
-          <w:right w:space="0" w:sz="0" w:val="nil"/>
-          <w:between w:space="0" w:sz="0" w:val="nil"/>
-        </w:pBdr>
-        <w:shd w:fill="auto" w:val="clear"/>
-        <w:spacing w:after="0" w:before="0" w:line="240" w:lineRule="auto"/>
-        <w:ind w:left="0" w:right="0" w:firstLine="0"/>
-        <w:jc w:val="left"/>
-        <w:rPr/>
-      </w:pPr>
-      <w:r>
-        <w:rPr>
-          <w:rtl w:val="0"/>
-        </w:rPr>
-      </w:r>
-    </w:p>
-    <w:p>
-      <w:pPr>
-        <w:keepNext w:val="0"/>
-        <w:keepLines w:val="0"/>
-        <w:pageBreakBefore w:val="0"/>
-        <w:widowControl w:val="0"/>
-        <w:pBdr>
-          <w:top w:space="0" w:sz="0" w:val="nil"/>
-          <w:left w:space="0" w:sz="0" w:val="nil"/>
-          <w:bottom w:space="0" w:sz="0" w:val="nil"/>
-          <w:right w:space="0" w:sz="0" w:val="nil"/>
-          <w:between w:space="0" w:sz="0" w:val="nil"/>
-        </w:pBdr>
-        <w:shd w:fill="auto" w:val="clear"/>
-        <w:spacing w:after="0" w:before="0" w:line="240" w:lineRule="auto"/>
-        <w:ind w:left="0" w:right="0" w:firstLine="0"/>
-        <w:jc w:val="left"/>
-        <w:rPr/>
-      </w:pPr>
-      <w:r>
-        <w:rPr>
-          <w:rtl w:val="0"/>
-        </w:rPr>
-      </w:r>
-    </w:p>
-    <w:p>
-      <w:pPr>
-        <w:keepNext w:val="0"/>
-        <w:keepLines w:val="0"/>
-        <w:pageBreakBefore w:val="0"/>
-        <w:widowControl w:val="0"/>
-        <w:pBdr>
-          <w:top w:space="0" w:sz="0" w:val="nil"/>
-          <w:left w:space="0" w:sz="0" w:val="nil"/>
-          <w:bottom w:space="0" w:sz="0" w:val="nil"/>
-          <w:right w:space="0" w:sz="0" w:val="nil"/>
-          <w:between w:space="0" w:sz="0" w:val="nil"/>
-        </w:pBdr>
-        <w:shd w:fill="auto" w:val="clear"/>
-        <w:spacing w:after="0" w:before="0" w:line="240" w:lineRule="auto"/>
-        <w:ind w:left="0" w:right="0" w:firstLine="0"/>
-        <w:jc w:val="left"/>
-        <w:rPr/>
-      </w:pPr>
-      <w:r>
-        <w:rPr>
-          <w:rtl w:val="0"/>
-        </w:rPr>
-      </w:r>
-    </w:p>
-    <w:p>
-      <w:pPr>
-        <w:keepNext w:val="0"/>
-        <w:keepLines w:val="0"/>
-        <w:pageBreakBefore w:val="0"/>
-        <w:widowControl w:val="0"/>
-        <w:pBdr>
-          <w:top w:space="0" w:sz="0" w:val="nil"/>
-          <w:left w:space="0" w:sz="0" w:val="nil"/>
-          <w:bottom w:space="0" w:sz="0" w:val="nil"/>
-          <w:right w:space="0" w:sz="0" w:val="nil"/>
-          <w:between w:space="0" w:sz="0" w:val="nil"/>
-        </w:pBdr>
-        <w:shd w:fill="auto" w:val="clear"/>
-        <w:spacing w:after="0" w:before="0" w:line="240" w:lineRule="auto"/>
-        <w:ind w:left="0" w:right="0" w:firstLine="0"/>
-        <w:jc w:val="left"/>
-        <w:rPr/>
-      </w:pPr>
-      <w:r>
-        <w:rPr>
-          <w:rtl w:val="0"/>
-        </w:rPr>
-      </w:r>
-    </w:p>
-    <w:p>
-      <w:pPr>
-        <w:pStyle w:val="Heading2"/>
-        <w:spacing w:before="1" w:lineRule="auto"/>
-        <w:ind w:left="3330" w:firstLine="0"/>
-        <w:jc w:val="left"/>
-        <w:rPr>
-          <w:rFonts w:ascii="Roboto Mono" w:cs="Roboto Mono" w:eastAsia="Roboto Mono" w:hAnsi="Roboto Mono"/>
-          <w:b w:val="0"/>
-          <w:bCs w:val="0"/>
-          <w:u w:val="none"/>
-        </w:rPr>
-      </w:pPr>
-      <w:bookmarkStart w:colFirst="0" w:colLast="0" w:name="_ru6grmnfl231" w:id="2"/>
-      <w:bookmarkEnd w:id="2"/>
-      <w:r>
-        <w:rPr>
-          <w:u w:val="none"/>
-          <w:rtl w:val="0"/>
-        </w:rPr>
-        <w:t xml:space="preserve">     </w:t>
-      </w:r>
-      <w:r>
-        <w:rPr>
-          <w:rFonts w:ascii="Roboto Mono" w:cs="Roboto Mono" w:eastAsia="Roboto Mono" w:hAnsi="Roboto Mono"/>
-          <w:rtl w:val="0"/>
-        </w:rPr>
-        <w:t xml:space="preserve">${notedBy}</w:t>
-      </w:r>
-      <w:r>
-        <w:rPr>
-          <w:rFonts w:ascii="Roboto Mono" w:cs="Roboto Mono" w:eastAsia="Roboto Mono" w:hAnsi="Roboto Mono"/>
-          <w:u w:val="none"/>
-          <w:rtl w:val="0"/>
-        </w:rPr>
-        <w:t xml:space="preserve">                                               </w:t>
-      </w:r>
-      <w:r>
-        <w:rPr>
-          <w:rFonts w:ascii="Roboto Mono" w:cs="Roboto Mono" w:eastAsia="Roboto Mono" w:hAnsi="Roboto Mono"/>
-          <w:b w:val="0"/>
-          <w:bCs w:val="0"/>
-          <w:u w:val="none"/>
-          <w:rtl w:val="0"/>
-        </w:rPr>
-        <w:t xml:space="preserve">${notedPosition}</w:t>
-      </w:r>
-    </w:p>
-    <w:p>
-      <w:pPr>
-        <w:spacing w:after="240" w:before="240" w:line="253" w:lineRule="auto"/>
-        <w:jc w:val="left"/>
-        <w:rPr>
-          <w:rFonts w:ascii="Roboto Mono" w:cs="Roboto Mono" w:eastAsia="Roboto Mono" w:hAnsi="Roboto Mono"/>
-          <w:b w:val="1"/>
-          <w:bCs w:val="1"/>
-        </w:rPr>
-      </w:pPr>
-      <w:r>
-        <w:rPr>
-          <w:rFonts w:ascii="Roboto Mono" w:cs="Roboto Mono" w:eastAsia="Roboto Mono" w:hAnsi="Roboto Mono"/>
-          <w:b w:val="1"/>
-          <w:bCs w:val="1"/>
-          <w:rtl w:val="0"/>
-        </w:rPr>
-        <w:t xml:space="preserve">                                               </w:t>
-      </w:r>
-    </w:p>
-    <w:p>
-      <w:pPr>
-        <w:spacing w:after="240" w:before="240" w:line="253" w:lineRule="auto"/>
-        <w:jc w:val="left"/>
-        <w:rPr>
-          <w:rFonts w:ascii="Roboto Mono" w:cs="Roboto Mono" w:eastAsia="Roboto Mono" w:hAnsi="Roboto Mono"/>
-          <w:b w:val="1"/>
-          <w:bCs w:val="1"/>
-        </w:rPr>
-      </w:pPr>
-      <w:r>
-        <w:rPr>
-          <w:rtl w:val="0"/>
-        </w:rPr>
-      </w:r>
-    </w:p>
-    <w:p>
-      <w:pPr>
-        <w:spacing w:after="240" w:before="240" w:line="253" w:lineRule="auto"/>
-        <w:jc w:val="left"/>
-        <w:rPr>
-          <w:rFonts w:ascii="Roboto Mono" w:cs="Roboto Mono" w:eastAsia="Roboto Mono" w:hAnsi="Roboto Mono"/>
-          <w:b w:val="1"/>
-          <w:bCs w:val="1"/>
-        </w:rPr>
-      </w:pPr>
-      <w:r>
-        <w:rPr>
-          <w:rtl w:val="0"/>
-        </w:rPr>
-      </w:r>
-    </w:p>
-    <w:p>
-      <w:pPr>
-        <w:pStyle w:val="Heading1"/>
-        <w:spacing w:after="240" w:before="240" w:line="276" w:lineRule="auto"/>
-        <w:ind w:left="0"/>
-        <w:jc w:val="left"/>
-        <w:rPr>
-          <w:rFonts w:ascii="Roboto Mono" w:cs="Roboto Mono" w:eastAsia="Roboto Mono" w:hAnsi="Roboto Mono"/>
-        </w:rPr>
-      </w:pPr>
-      <w:bookmarkStart w:colFirst="0" w:colLast="0" w:name="_oph48lzf87ou" w:id="3"/>
-      <w:bookmarkEnd w:id="3"/>
-      <w:r>
-        <w:rPr>
-          <w:rtl w:val="0"/>
-        </w:rPr>
-      </w:r>
-    </w:p>
-    <w:p>
-      <w:pPr>
-        <w:ind w:left="3600" w:right="282" w:firstLine="0"/>
-        <w:jc w:val="left"/>
-        <w:rPr/>
-      </w:pPr>
-      <w:r>
-        <w:rPr>
-          <w:rtl w:val="0"/>
-        </w:rPr>
-        <w:t xml:space="preserve">     </w:t>
-      </w:r>
-      <w:r>
-        <w:rPr>
-          <w:rFonts w:ascii="Arial" w:cs="Arial" w:eastAsia="Arial" w:hAnsi="Arial"/>
-          <w:rtl w:val="0"/>
-        </w:rPr>
-        <w:t xml:space="preserve">Approved:</w:t>
-      </w:r>
-      <w:r>
-        <w:rPr>
-          <w:rtl w:val="0"/>
-        </w:rPr>
-      </w:r>
-    </w:p>
-    <w:p>
-      <w:pPr>
-        <w:ind w:left="3600" w:right="282" w:firstLine="720"/>
-        <w:jc w:val="left"/>
-        <w:rPr/>
-      </w:pPr>
-      <w:r>
-        <w:rPr>
-          <w:rtl w:val="0"/>
-        </w:rPr>
-      </w:r>
-    </w:p>
-    <w:p>
-      <w:pPr>
-        <w:ind w:left="3600" w:right="282" w:firstLine="720"/>
-        <w:jc w:val="left"/>
-        <w:rPr/>
-      </w:pPr>
-      <w:r>
-        <w:rPr>
-          <w:rtl w:val="0"/>
-        </w:rPr>
-      </w:r>
-    </w:p>
-    <w:p>
-      <w:pPr>
-        <w:ind w:left="3600" w:right="282" w:firstLine="0"/>
-        <w:jc w:val="left"/>
-        <w:rPr/>
-      </w:pPr>
-      <w:r>
-        <w:rPr>
-          <w:rtl w:val="0"/>
-        </w:rPr>
-      </w:r>
-    </w:p>
-    <w:p>
-      <w:pPr>
-        <w:ind w:left="3600" w:right="282" w:firstLine="0"/>
-        <w:jc w:val="left"/>
-        <w:rPr/>
-      </w:pPr>
-      <w:r>
-        <w:rPr>
-          <w:rtl w:val="0"/>
-        </w:rPr>
-      </w:r>
-    </w:p>
-    <w:p>
-      <w:pPr>
-        <w:ind w:left="3600" w:right="282" w:firstLine="0"/>
-        <w:jc w:val="left"/>
-        <w:rPr>
-          <w:rFonts w:ascii="Roboto Mono" w:cs="Roboto Mono" w:eastAsia="Roboto Mono" w:hAnsi="Roboto Mono"/>
-          <w:b w:val="1"/>
-          <w:bCs w:val="1"/>
-          <w:u w:val="single"/>
-        </w:rPr>
-      </w:pPr>
-      <w:r>
-        <w:rPr>
-          <w:rFonts w:ascii="Roboto Mono" w:cs="Roboto Mono" w:eastAsia="Roboto Mono" w:hAnsi="Roboto Mono"/>
-          <w:b w:val="1"/>
-          <w:bCs w:val="1"/>
-          <w:u w:val="single"/>
-          <w:rtl w:val="0"/>
-        </w:rPr>
-        <w:t xml:space="preserve">${approvedBy}</w:t>
-      </w:r>
-    </w:p>
-    <w:p>
-      <w:pPr>
-        <w:ind w:left="3240" w:right="282" w:firstLine="0"/>
-        <w:jc w:val="left"/>
-        <w:rPr>
-          <w:rFonts w:ascii="Roboto Mono" w:cs="Roboto Mono" w:eastAsia="Roboto Mono" w:hAnsi="Roboto Mono"/>
-        </w:rPr>
-      </w:pPr>
-      <w:r>
-        <w:rPr>
-          <w:rFonts w:ascii="Roboto Mono" w:cs="Roboto Mono" w:eastAsia="Roboto Mono" w:hAnsi="Roboto Mono"/>
-          <w:rtl w:val="0"/>
-        </w:rPr>
-        <w:t xml:space="preserve">${approvedPosition}</w:t>
-      </w:r>
-      <w:r>
-        <w:rPr>
-          <w:rtl w:val="0"/>
-        </w:rPr>
-      </w:r>
-    </w:p>
-    <w:p>
-      <w:pPr>
-        <w:rPr/>
-      </w:pPr>
-      <w:r>
-        <w:rPr>
-          <w:rtl w:val="0"/>
-        </w:rPr>
-      </w:r>
-    </w:p>
-    <w:p>
-      <w:pPr>
-        <w:rPr/>
-      </w:pPr>
-      <w:r>
-        <w:rPr>
-          <w:rtl w:val="0"/>
-        </w:rPr>
-      </w:r>
-    </w:p>
-    <w:p>
-      <w:pPr>
-        <w:pStyle w:val="Heading2"/>
-        <w:spacing w:after="240" w:before="240" w:lineRule="auto"/>
-        <w:ind w:left="0" w:right="0"/>
-        <w:jc w:val="left"/>
-        <w:rPr>
-          <w:rFonts w:ascii="Roboto Mono" w:cs="Roboto Mono" w:eastAsia="Roboto Mono" w:hAnsi="Roboto Mono"/>
-          <w:b w:val="0"/>
-          <w:bCs w:val="0"/>
-          <w:u w:val="none"/>
-        </w:rPr>
-      </w:pPr>
-      <w:bookmarkStart w:colFirst="0" w:colLast="0" w:name="_d57nzr27xdtf" w:id="4"/>
-      <w:bookmarkEnd w:id="4"/>
+      <w:bookmarkStart w:colFirst="0" w:colLast="0" w:name="_d57nzr27xdtf" w:id="5"/>
+      <w:bookmarkEnd w:id="5"/>
       <w:r>
         <w:rPr>
           <w:rtl w:val="0"/>
@@ -3891,7 +3770,7 @@
       <w:headerReference r:id="rId7" w:type="default"/>
       <w:footerReference r:id="rId8" w:type="default"/>
       <w:pgSz w:h="16840" w:w="11910" w:orient="portrait"/>
-      <w:pgMar w:bottom="1890" w:top="2520" w:left="1559" w:right="708" w:header="607" w:footer="1232"/>
+      <w:pgMar w:bottom="2160" w:top="2592" w:left="1555.2" w:right="705.6" w:header="607" w:footer="720"/>
       <w:pgNumType w:start="1"/>
     </w:sectPr>
   </w:body>
@@ -3902,35 +3781,10 @@
 <w:ftr xmlns:mc="http://schemas.openxmlformats.org/markup-compatibility/2006" xmlns:o="urn:schemas-microsoft-com:office:office" xmlns:r="http://schemas.openxmlformats.org/officeDocument/2006/relationships" xmlns:m="http://schemas.openxmlformats.org/officeDocument/2006/math" xmlns:v="urn:schemas-microsoft-com:vml" xmlns:wp="http://schemas.openxmlformats.org/drawingml/2006/wordprocessingDrawing" xmlns:w10="urn:schemas-microsoft-com:office:word" xmlns:w="http://schemas.openxmlformats.org/wordprocessingml/2006/main" xmlns:wne="http://schemas.microsoft.com/office/word/2006/wordml" xmlns:sl="http://schemas.openxmlformats.org/schemaLibrary/2006/main" xmlns:a="http://schemas.openxmlformats.org/drawingml/2006/main" xmlns:pic="http://schemas.openxmlformats.org/drawingml/2006/picture" xmlns:c="http://schemas.openxmlformats.org/drawingml/2006/chart" xmlns:lc="http://schemas.openxmlformats.org/drawingml/2006/lockedCanvas" xmlns:dgm="http://schemas.openxmlformats.org/drawingml/2006/diagram" xmlns:wps="http://schemas.microsoft.com/office/word/2010/wordprocessingShape" xmlns:wpg="http://schemas.microsoft.com/office/word/2010/wordprocessingGroup" xmlns:w14="http://schemas.microsoft.com/office/word/2010/wordml" xmlns:w15="http://schemas.microsoft.com/office/word/2012/wordml" xmlns:w16="http://schemas.microsoft.com/office/word/2018/wordml" xmlns:w16cex="http://schemas.microsoft.com/office/word/2018/wordml/cex" xmlns:w16cid="http://schemas.microsoft.com/office/word/2016/wordml/cid" xmlns="http://schemas.microsoft.com/office/tasks/2019/documenttasks" xmlns:cr="http://schemas.microsoft.com/office/comments/2020/reactions">
   <w:p>
     <w:pPr>
-      <w:keepNext w:val="0"/>
-      <w:keepLines w:val="0"/>
-      <w:pageBreakBefore w:val="0"/>
-      <w:widowControl w:val="0"/>
-      <w:pBdr>
-        <w:top w:space="0" w:sz="0" w:val="nil"/>
-        <w:left w:space="0" w:sz="0" w:val="nil"/>
-        <w:bottom w:space="0" w:sz="0" w:val="nil"/>
-        <w:right w:space="0" w:sz="0" w:val="nil"/>
-        <w:between w:space="0" w:sz="0" w:val="nil"/>
-      </w:pBdr>
-      <w:shd w:fill="auto" w:val="clear"/>
-      <w:spacing w:after="0" w:before="0" w:line="14.399999999999999" w:lineRule="auto"/>
-      <w:ind w:left="0" w:right="0" w:firstLine="0"/>
-      <w:jc w:val="left"/>
+      <w:spacing w:line="14.399999999999999" w:lineRule="auto"/>
       <w:rPr>
-        <w:rFonts w:ascii="Arial" w:cs="Arial" w:eastAsia="Arial" w:hAnsi="Arial"/>
-        <w:b w:val="0"/>
-        <w:bCs w:val="0"/>
-        <w:i w:val="0"/>
-        <w:iCs w:val="0"/>
-        <w:smallCaps w:val="0"/>
-        <w:strike w:val="0"/>
-        <w:color w:val="000000"/>
         <w:sz w:val="20"/>
         <w:szCs w:val="20"/>
-        <w:u w:val="none"/>
-        <w:shd w:fill="auto" w:val="clear"/>
-        <w:vertAlign w:val="baseline"/>
       </w:rPr>
     </w:pPr>
     <w:r>
@@ -3953,12 +3807,12 @@
               <wp:extent cx="6553200" cy="25400"/>
               <wp:effectExtent b="0" l="0" r="0" t="0"/>
               <wp:wrapNone/>
-              <wp:docPr id="4" name=""/>
+              <wp:docPr id="2" name=""/>
               <a:graphic>
                 <a:graphicData uri="http://schemas.microsoft.com/office/word/2010/wordprocessingShape">
                   <wps:wsp>
                     <wps:cNvSpPr/>
-                    <wps:cNvPr id="5" name="Shape 5"/>
+                    <wps:cNvPr id="3" name="Shape 3"/>
                     <wps:spPr>
                       <a:xfrm>
                         <a:off x="2069400" y="3779365"/>
@@ -4010,12 +3864,12 @@
               <wp:extent cx="6553200" cy="25400"/>
               <wp:effectExtent b="0" l="0" r="0" t="0"/>
               <wp:wrapNone/>
-              <wp:docPr id="4" name="image6.png"/>
+              <wp:docPr id="2" name="image4.png"/>
               <a:graphic>
                 <a:graphicData uri="http://schemas.openxmlformats.org/drawingml/2006/picture">
                   <pic:pic>
                     <pic:nvPicPr>
-                      <pic:cNvPr id="0" name="image6.png"/>
+                      <pic:cNvPr id="0" name="image4.png"/>
                       <pic:cNvPicPr preferRelativeResize="0"/>
                     </pic:nvPicPr>
                     <pic:blipFill>
@@ -4056,12 +3910,12 @@
               <wp:extent cx="3202940" cy="721995"/>
               <wp:effectExtent b="0" l="0" r="0" t="0"/>
               <wp:wrapNone/>
-              <wp:docPr id="2" name=""/>
+              <wp:docPr id="4" name=""/>
               <a:graphic>
                 <a:graphicData uri="http://schemas.microsoft.com/office/word/2010/wordprocessingShape">
                   <wps:wsp>
                     <wps:cNvSpPr/>
-                    <wps:cNvPr id="3" name="Shape 3"/>
+                    <wps:cNvPr id="5" name="Shape 5"/>
                     <wps:spPr>
                       <a:xfrm>
                         <a:off x="3749293" y="3423765"/>
@@ -4228,12 +4082,12 @@
               <wp:extent cx="3202940" cy="721995"/>
               <wp:effectExtent b="0" l="0" r="0" t="0"/>
               <wp:wrapNone/>
-              <wp:docPr id="2" name="image4.png"/>
+              <wp:docPr id="4" name="image6.png"/>
               <a:graphic>
                 <a:graphicData uri="http://schemas.openxmlformats.org/drawingml/2006/picture">
                   <pic:pic>
                     <pic:nvPicPr>
-                      <pic:cNvPr id="0" name="image4.png"/>
+                      <pic:cNvPr id="0" name="image6.png"/>
                       <pic:cNvPicPr preferRelativeResize="0"/>
                     </pic:nvPicPr>
                     <pic:blipFill>
@@ -4258,6 +4112,244 @@
           </w:drawing>
         </mc:Fallback>
       </mc:AlternateContent>
+    </w:r>
+  </w:p>
+  <w:p>
+    <w:pPr>
+      <w:keepNext w:val="0"/>
+      <w:keepLines w:val="0"/>
+      <w:pageBreakBefore w:val="0"/>
+      <w:widowControl w:val="0"/>
+      <w:pBdr>
+        <w:top w:space="0" w:sz="0" w:val="nil"/>
+        <w:left w:space="0" w:sz="0" w:val="nil"/>
+        <w:bottom w:space="0" w:sz="0" w:val="nil"/>
+        <w:right w:space="0" w:sz="0" w:val="nil"/>
+        <w:between w:space="0" w:sz="0" w:val="nil"/>
+      </w:pBdr>
+      <w:shd w:fill="auto" w:val="clear"/>
+      <w:spacing w:after="0" w:before="0" w:line="14.399999999999999" w:lineRule="auto"/>
+      <w:ind w:left="0" w:right="0" w:firstLine="0"/>
+      <w:jc w:val="left"/>
+      <w:rPr>
+        <w:sz w:val="20"/>
+        <w:szCs w:val="20"/>
+      </w:rPr>
+    </w:pPr>
+    <w:r>
+      <w:rPr>
+        <w:rtl w:val="0"/>
+      </w:rPr>
+    </w:r>
+  </w:p>
+  <w:p>
+    <w:pPr>
+      <w:keepNext w:val="0"/>
+      <w:keepLines w:val="0"/>
+      <w:pageBreakBefore w:val="0"/>
+      <w:widowControl w:val="0"/>
+      <w:pBdr>
+        <w:top w:space="0" w:sz="0" w:val="nil"/>
+        <w:left w:space="0" w:sz="0" w:val="nil"/>
+        <w:bottom w:space="0" w:sz="0" w:val="nil"/>
+        <w:right w:space="0" w:sz="0" w:val="nil"/>
+        <w:between w:space="0" w:sz="0" w:val="nil"/>
+      </w:pBdr>
+      <w:shd w:fill="auto" w:val="clear"/>
+      <w:spacing w:after="0" w:before="0" w:line="14.399999999999999" w:lineRule="auto"/>
+      <w:ind w:left="0" w:right="0" w:firstLine="0"/>
+      <w:jc w:val="left"/>
+      <w:rPr>
+        <w:sz w:val="20"/>
+        <w:szCs w:val="20"/>
+      </w:rPr>
+    </w:pPr>
+    <w:r>
+      <w:rPr>
+        <w:rtl w:val="0"/>
+      </w:rPr>
+    </w:r>
+  </w:p>
+  <w:p>
+    <w:pPr>
+      <w:pBdr>
+        <w:top w:color="0b5394" w:space="2" w:sz="18" w:val="single"/>
+      </w:pBdr>
+      <w:jc w:val="center"/>
+      <w:rPr>
+        <w:rFonts w:ascii="Arial Black" w:cs="Arial Black" w:eastAsia="Arial Black" w:hAnsi="Arial Black"/>
+        <w:sz w:val="18"/>
+        <w:szCs w:val="18"/>
+      </w:rPr>
+    </w:pPr>
+    <w:r>
+      <w:rPr>
+        <w:rFonts w:ascii="Arial Black" w:cs="Arial Black" w:eastAsia="Arial Black" w:hAnsi="Arial Black"/>
+        <w:sz w:val="18"/>
+        <w:szCs w:val="18"/>
+        <w:rtl w:val="0"/>
+      </w:rPr>
+      <w:t xml:space="preserve">SERVING THE NATION, PROTECTING THE PEOPLE</w:t>
+    </w:r>
+  </w:p>
+  <w:p>
+    <w:pPr>
+      <w:jc w:val="center"/>
+      <w:rPr>
+        <w:sz w:val="14"/>
+        <w:szCs w:val="14"/>
+      </w:rPr>
+    </w:pPr>
+    <w:r>
+      <w:rPr>
+        <w:sz w:val="14"/>
+        <w:szCs w:val="14"/>
+        <w:rtl w:val="0"/>
+      </w:rPr>
+      <w:t xml:space="preserve">Office of Civil Defense Caraga Regional Office</w:t>
+    </w:r>
+  </w:p>
+  <w:p>
+    <w:pPr>
+      <w:jc w:val="center"/>
+      <w:rPr>
+        <w:sz w:val="14"/>
+        <w:szCs w:val="14"/>
+      </w:rPr>
+    </w:pPr>
+    <w:r>
+      <w:rPr>
+        <w:sz w:val="14"/>
+        <w:szCs w:val="14"/>
+        <w:rtl w:val="0"/>
+      </w:rPr>
+      <w:t xml:space="preserve">Email Address: </w:t>
+    </w:r>
+    <w:hyperlink r:id="rId2">
+      <w:r>
+        <w:rPr>
+          <w:color w:val="000099"/>
+          <w:sz w:val="14"/>
+          <w:szCs w:val="14"/>
+          <w:u w:val="single"/>
+          <w:rtl w:val="0"/>
+        </w:rPr>
+        <w:t xml:space="preserve">civildefensecaraga@gmail.com</w:t>
+      </w:r>
+    </w:hyperlink>
+    <w:r>
+      <w:rPr>
+        <w:rtl w:val="0"/>
+      </w:rPr>
+    </w:r>
+  </w:p>
+  <w:p>
+    <w:pPr>
+      <w:jc w:val="center"/>
+      <w:rPr>
+        <w:sz w:val="14"/>
+        <w:szCs w:val="14"/>
+      </w:rPr>
+    </w:pPr>
+    <w:r>
+      <w:rPr>
+        <w:sz w:val="14"/>
+        <w:szCs w:val="14"/>
+        <w:rtl w:val="0"/>
+      </w:rPr>
+      <w:t xml:space="preserve">Hotline: (085) 817-1209 / 0947-946-8145</w:t>
+    </w:r>
+  </w:p>
+  <w:p>
+    <w:pPr>
+      <w:jc w:val="center"/>
+      <w:rPr>
+        <w:sz w:val="14"/>
+        <w:szCs w:val="14"/>
+      </w:rPr>
+    </w:pPr>
+    <w:r>
+      <w:rPr>
+        <w:sz w:val="14"/>
+        <w:szCs w:val="14"/>
+        <w:rtl w:val="0"/>
+      </w:rPr>
+      <w:t xml:space="preserve">Facebook Page: Civil Defense Caraga</w:t>
+    </w:r>
+  </w:p>
+  <w:p>
+    <w:pPr>
+      <w:keepNext w:val="0"/>
+      <w:keepLines w:val="0"/>
+      <w:pageBreakBefore w:val="0"/>
+      <w:widowControl w:val="0"/>
+      <w:pBdr>
+        <w:top w:space="0" w:sz="0" w:val="nil"/>
+        <w:left w:space="0" w:sz="0" w:val="nil"/>
+        <w:bottom w:space="0" w:sz="0" w:val="nil"/>
+        <w:right w:space="0" w:sz="0" w:val="nil"/>
+        <w:between w:space="0" w:sz="0" w:val="nil"/>
+      </w:pBdr>
+      <w:shd w:fill="auto" w:val="clear"/>
+      <w:spacing w:after="0" w:before="0" w:line="14.399999999999999" w:lineRule="auto"/>
+      <w:ind w:left="0" w:right="0" w:firstLine="0"/>
+      <w:jc w:val="left"/>
+      <w:rPr>
+        <w:sz w:val="20"/>
+        <w:szCs w:val="20"/>
+      </w:rPr>
+    </w:pPr>
+    <w:r>
+      <w:rPr>
+        <w:rtl w:val="0"/>
+      </w:rPr>
+    </w:r>
+  </w:p>
+  <w:p>
+    <w:pPr>
+      <w:keepNext w:val="0"/>
+      <w:keepLines w:val="0"/>
+      <w:pageBreakBefore w:val="0"/>
+      <w:widowControl w:val="0"/>
+      <w:pBdr>
+        <w:top w:space="0" w:sz="0" w:val="nil"/>
+        <w:left w:space="0" w:sz="0" w:val="nil"/>
+        <w:bottom w:space="0" w:sz="0" w:val="nil"/>
+        <w:right w:space="0" w:sz="0" w:val="nil"/>
+        <w:between w:space="0" w:sz="0" w:val="nil"/>
+      </w:pBdr>
+      <w:shd w:fill="auto" w:val="clear"/>
+      <w:spacing w:after="0" w:before="0" w:line="14.399999999999999" w:lineRule="auto"/>
+      <w:ind w:left="0" w:right="0" w:firstLine="0"/>
+      <w:jc w:val="left"/>
+      <w:rPr>
+        <w:rFonts w:ascii="Arial" w:cs="Arial" w:eastAsia="Arial" w:hAnsi="Arial"/>
+        <w:b w:val="0"/>
+        <w:bCs w:val="0"/>
+        <w:i w:val="0"/>
+        <w:iCs w:val="0"/>
+        <w:smallCaps w:val="0"/>
+        <w:strike w:val="0"/>
+        <w:color w:val="000000"/>
+        <w:sz w:val="20"/>
+        <w:szCs w:val="20"/>
+        <w:u w:val="none"/>
+        <w:shd w:fill="auto" w:val="clear"/>
+        <w:vertAlign w:val="baseline"/>
+      </w:rPr>
+    </w:pPr>
+    <w:r>
+      <w:rPr>
+        <w:sz w:val="20"/>
+        <w:szCs w:val="20"/>
+        <w:rtl w:val="0"/>
+      </w:rPr>
+      <w:t xml:space="preserve">  </w:t>
+    </w:r>
+    <w:r>
+      <w:rPr>
+        <w:rtl w:val="0"/>
+      </w:rPr>
     </w:r>
   </w:p>
 </w:ftr>
@@ -4300,6 +4392,315 @@
     </w:pPr>
     <w:r>
       <w:rPr>
+        <w:sz w:val="20"/>
+        <w:szCs w:val="20"/>
+      </w:rPr>
+      <mc:AlternateContent>
+        <mc:Choice Requires="wpg">
+          <w:drawing>
+            <wp:anchor allowOverlap="1" behindDoc="1" distB="0" distT="0" distL="0" distR="0" hidden="0" layoutInCell="1" locked="0" relativeHeight="0" simplePos="0">
+              <wp:simplePos x="0" y="0"/>
+              <wp:positionH relativeFrom="page">
+                <wp:posOffset>2033588</wp:posOffset>
+              </wp:positionH>
+              <wp:positionV relativeFrom="page">
+                <wp:posOffset>722218</wp:posOffset>
+              </wp:positionV>
+              <wp:extent cx="3771900" cy="968091"/>
+              <wp:effectExtent b="0" l="0" r="0" t="0"/>
+              <wp:wrapNone/>
+              <wp:docPr id="6" name=""/>
+              <a:graphic>
+                <a:graphicData uri="http://schemas.microsoft.com/office/word/2010/wordprocessingShape">
+                  <wps:wsp>
+                    <wps:cNvSpPr/>
+                    <wps:cNvPr id="7" name="Shape 7"/>
+                    <wps:spPr>
+                      <a:xfrm>
+                        <a:off x="3388350" y="3431000"/>
+                        <a:ext cx="3915300" cy="990300"/>
+                      </a:xfrm>
+                      <a:prstGeom prst="rect">
+                        <a:avLst/>
+                      </a:prstGeom>
+                      <a:noFill/>
+                      <a:ln>
+                        <a:noFill/>
+                      </a:ln>
+                    </wps:spPr>
+                    <wps:txbx>
+                      <w:txbxContent>
+                        <w:p>
+                          <w:pPr>
+                            <w:spacing w:after="0" w:before="20.999999046325684" w:line="192.00000286102295"/>
+                            <w:ind w:left="17.999999523162842" w:right="2.0000000298023224" w:firstLine="17.999999523162842"/>
+                            <w:jc w:val="center"/>
+                            <w:textDirection w:val="btLr"/>
+                          </w:pPr>
+                          <w:r>
+                            <w:rPr>
+                              <w:rFonts w:ascii="Arial Black" w:cs="Arial Black" w:eastAsia="Arial Black" w:hAnsi="Arial Black"/>
+                              <w:b w:val="0"/>
+                              <w:i w:val="0"/>
+                              <w:smallCaps w:val="0"/>
+                              <w:strike w:val="0"/>
+                              <w:color w:val="000000"/>
+                              <w:sz w:val="40"/>
+                              <w:vertAlign w:val="baseline"/>
+                            </w:rPr>
+                            <w:t xml:space="preserve">OFFICE OF CIVIL DEFENSE</w:t>
+                          </w:r>
+                        </w:p>
+                        <w:p>
+                          <w:pPr>
+                            <w:spacing w:after="0" w:before="20.999999046325684" w:line="167.99999713897705"/>
+                            <w:ind w:left="17.999999523162842" w:right="0" w:firstLine="17.999999523162842"/>
+                            <w:jc w:val="center"/>
+                            <w:textDirection w:val="btLr"/>
+                          </w:pPr>
+                          <w:r>
+                            <w:rPr>
+                              <w:rFonts w:ascii="Arial Black" w:cs="Arial Black" w:eastAsia="Arial Black" w:hAnsi="Arial Black"/>
+                              <w:b w:val="0"/>
+                              <w:i w:val="0"/>
+                              <w:smallCaps w:val="0"/>
+                              <w:strike w:val="0"/>
+                              <w:color w:val="000000"/>
+                              <w:sz w:val="40"/>
+                              <w:vertAlign w:val="baseline"/>
+                            </w:rPr>
+                          </w:r>
+                          <w:r>
+                            <w:rPr>
+                              <w:rFonts w:ascii="Arial Black" w:cs="Arial Black" w:eastAsia="Arial Black" w:hAnsi="Arial Black"/>
+                              <w:b w:val="0"/>
+                              <w:i w:val="0"/>
+                              <w:smallCaps w:val="0"/>
+                              <w:strike w:val="0"/>
+                              <w:color w:val="000000"/>
+                              <w:sz w:val="32"/>
+                              <w:vertAlign w:val="baseline"/>
+                            </w:rPr>
+                            <w:t xml:space="preserve">Caraga Region</w:t>
+                          </w:r>
+                        </w:p>
+                        <w:p>
+                          <w:pPr>
+                            <w:spacing w:after="0" w:before="20.999999046325684" w:line="167.99999713897705"/>
+                            <w:ind w:left="17.999999523162842" w:right="0" w:firstLine="17.999999523162842"/>
+                            <w:jc w:val="center"/>
+                            <w:textDirection w:val="btLr"/>
+                          </w:pPr>
+                          <w:r>
+                            <w:rPr>
+                              <w:rFonts w:ascii="Courier New" w:cs="Courier New" w:eastAsia="Courier New" w:hAnsi="Courier New"/>
+                              <w:b w:val="0"/>
+                              <w:i w:val="0"/>
+                              <w:smallCaps w:val="0"/>
+                              <w:strike w:val="0"/>
+                              <w:color w:val="000000"/>
+                              <w:sz w:val="20"/>
+                              <w:vertAlign w:val="baseline"/>
+                            </w:rPr>
+                          </w:r>
+                        </w:p>
+                        <w:p>
+                          <w:pPr>
+                            <w:spacing w:after="0" w:before="20.999999046325684" w:line="167.99999713897705"/>
+                            <w:ind w:left="17.999999523162842" w:right="0" w:firstLine="17.999999523162842"/>
+                            <w:jc w:val="center"/>
+                            <w:textDirection w:val="btLr"/>
+                          </w:pPr>
+                          <w:r>
+                            <w:rPr>
+                              <w:rFonts w:ascii="Arial" w:cs="Arial" w:eastAsia="Arial" w:hAnsi="Arial"/>
+                              <w:b w:val="0"/>
+                              <w:i w:val="0"/>
+                              <w:smallCaps w:val="0"/>
+                              <w:strike w:val="0"/>
+                              <w:color w:val="000000"/>
+                              <w:sz w:val="20"/>
+                              <w:vertAlign w:val="baseline"/>
+                            </w:rPr>
+                          </w:r>
+                          <w:r>
+                            <w:rPr>
+                              <w:rFonts w:ascii="Arial" w:cs="Arial" w:eastAsia="Arial" w:hAnsi="Arial"/>
+                              <w:b w:val="0"/>
+                              <w:i w:val="0"/>
+                              <w:smallCaps w:val="0"/>
+                              <w:strike w:val="0"/>
+                              <w:color w:val="000000"/>
+                              <w:sz w:val="17"/>
+                              <w:vertAlign w:val="baseline"/>
+                            </w:rPr>
+                            <w:t xml:space="preserve">${headerAddress}</w:t>
+                          </w:r>
+                        </w:p>
+                      </w:txbxContent>
+                    </wps:txbx>
+                    <wps:bodyPr anchorCtr="0" anchor="t" bIns="0" lIns="0" spcFirstLastPara="1" rIns="0" wrap="square" tIns="0">
+                      <a:noAutofit/>
+                    </wps:bodyPr>
+                  </wps:wsp>
+                </a:graphicData>
+              </a:graphic>
+            </wp:anchor>
+          </w:drawing>
+        </mc:Choice>
+        <mc:Fallback>
+          <w:drawing>
+            <wp:anchor allowOverlap="1" behindDoc="1" distB="0" distT="0" distL="0" distR="0" hidden="0" layoutInCell="1" locked="0" relativeHeight="0" simplePos="0">
+              <wp:simplePos x="0" y="0"/>
+              <wp:positionH relativeFrom="page">
+                <wp:posOffset>2033588</wp:posOffset>
+              </wp:positionH>
+              <wp:positionV relativeFrom="page">
+                <wp:posOffset>722218</wp:posOffset>
+              </wp:positionV>
+              <wp:extent cx="3771900" cy="968091"/>
+              <wp:effectExtent b="0" l="0" r="0" t="0"/>
+              <wp:wrapNone/>
+              <wp:docPr id="6" name="image8.png"/>
+              <a:graphic>
+                <a:graphicData uri="http://schemas.openxmlformats.org/drawingml/2006/picture">
+                  <pic:pic>
+                    <pic:nvPicPr>
+                      <pic:cNvPr id="0" name="image8.png"/>
+                      <pic:cNvPicPr preferRelativeResize="0"/>
+                    </pic:nvPicPr>
+                    <pic:blipFill>
+                      <a:blip r:embed="rId1"/>
+                      <a:srcRect/>
+                      <a:stretch>
+                        <a:fillRect/>
+                      </a:stretch>
+                    </pic:blipFill>
+                    <pic:spPr>
+                      <a:xfrm>
+                        <a:off x="0" y="0"/>
+                        <a:ext cx="3771900" cy="968091"/>
+                      </a:xfrm>
+                      <a:prstGeom prst="rect"/>
+                      <a:ln/>
+                    </pic:spPr>
+                  </pic:pic>
+                </a:graphicData>
+              </a:graphic>
+            </wp:anchor>
+          </w:drawing>
+        </mc:Fallback>
+      </mc:AlternateContent>
+    </w:r>
+    <w:r>
+      <w:rPr>
+        <w:sz w:val="20"/>
+        <w:szCs w:val="20"/>
+      </w:rPr>
+      <mc:AlternateContent>
+        <mc:Choice Requires="wpg">
+          <w:drawing>
+            <wp:anchor allowOverlap="1" behindDoc="1" distB="0" distT="0" distL="0" distR="0" hidden="0" layoutInCell="1" locked="0" relativeHeight="0" simplePos="0">
+              <wp:simplePos x="0" y="0"/>
+              <wp:positionH relativeFrom="page">
+                <wp:posOffset>1856739</wp:posOffset>
+              </wp:positionH>
+              <wp:positionV relativeFrom="page">
+                <wp:posOffset>1244612</wp:posOffset>
+              </wp:positionV>
+              <wp:extent cx="4000500" cy="25375"/>
+              <wp:effectExtent b="0" l="0" r="0" t="0"/>
+              <wp:wrapNone/>
+              <wp:docPr id="1" name=""/>
+              <a:graphic>
+                <a:graphicData uri="http://schemas.microsoft.com/office/word/2010/wordprocessingShape">
+                  <wps:wsp>
+                    <wps:cNvSpPr/>
+                    <wps:cNvPr id="2" name="Shape 2"/>
+                    <wps:spPr>
+                      <a:xfrm>
+                        <a:off x="3345750" y="3775555"/>
+                        <a:ext cx="4000500" cy="8890"/>
+                      </a:xfrm>
+                      <a:custGeom>
+                        <a:rect b="b" l="l" r="r" t="t"/>
+                        <a:pathLst>
+                          <a:path extrusionOk="0" h="8890" w="4000500">
+                            <a:moveTo>
+                              <a:pt x="0" y="8889"/>
+                            </a:moveTo>
+                            <a:lnTo>
+                              <a:pt x="4000500" y="0"/>
+                            </a:lnTo>
+                          </a:path>
+                        </a:pathLst>
+                      </a:custGeom>
+                      <a:noFill/>
+                      <a:ln cap="flat" cmpd="sng" w="25375">
+                        <a:solidFill>
+                          <a:srgbClr val="1F487C"/>
+                        </a:solidFill>
+                        <a:prstDash val="solid"/>
+                        <a:round/>
+                        <a:headEnd len="sm" w="sm" type="none"/>
+                        <a:tailEnd len="sm" w="sm" type="none"/>
+                      </a:ln>
+                    </wps:spPr>
+                    <wps:bodyPr anchorCtr="0" anchor="ctr" bIns="91425" lIns="91425" spcFirstLastPara="1" rIns="91425" wrap="square" tIns="91425">
+                      <a:noAutofit/>
+                    </wps:bodyPr>
+                  </wps:wsp>
+                </a:graphicData>
+              </a:graphic>
+            </wp:anchor>
+          </w:drawing>
+        </mc:Choice>
+        <mc:Fallback>
+          <w:drawing>
+            <wp:anchor allowOverlap="1" behindDoc="1" distB="0" distT="0" distL="0" distR="0" hidden="0" layoutInCell="1" locked="0" relativeHeight="0" simplePos="0">
+              <wp:simplePos x="0" y="0"/>
+              <wp:positionH relativeFrom="page">
+                <wp:posOffset>1856739</wp:posOffset>
+              </wp:positionH>
+              <wp:positionV relativeFrom="page">
+                <wp:posOffset>1244612</wp:posOffset>
+              </wp:positionV>
+              <wp:extent cx="4000500" cy="25375"/>
+              <wp:effectExtent b="0" l="0" r="0" t="0"/>
+              <wp:wrapNone/>
+              <wp:docPr id="1" name="image2.png"/>
+              <a:graphic>
+                <a:graphicData uri="http://schemas.openxmlformats.org/drawingml/2006/picture">
+                  <pic:pic>
+                    <pic:nvPicPr>
+                      <pic:cNvPr id="0" name="image2.png"/>
+                      <pic:cNvPicPr preferRelativeResize="0"/>
+                    </pic:nvPicPr>
+                    <pic:blipFill>
+                      <a:blip r:embed="rId1"/>
+                      <a:srcRect/>
+                      <a:stretch>
+                        <a:fillRect/>
+                      </a:stretch>
+                    </pic:blipFill>
+                    <pic:spPr>
+                      <a:xfrm>
+                        <a:off x="0" y="0"/>
+                        <a:ext cx="4000500" cy="25375"/>
+                      </a:xfrm>
+                      <a:prstGeom prst="rect"/>
+                      <a:ln/>
+                    </pic:spPr>
+                  </pic:pic>
+                </a:graphicData>
+              </a:graphic>
+            </wp:anchor>
+          </w:drawing>
+        </mc:Fallback>
+      </mc:AlternateContent>
+    </w:r>
+    <w:r>
+      <w:rPr>
         <w:rFonts w:ascii="Arial" w:cs="Arial" w:eastAsia="Arial" w:hAnsi="Arial"/>
         <w:b w:val="0"/>
         <w:bCs w:val="0"/>
@@ -4326,16 +4727,16 @@
           <wp:extent cx="1148079" cy="1079500"/>
           <wp:effectExtent b="0" l="0" r="0" t="0"/>
           <wp:wrapNone/>
-          <wp:docPr id="9" name="image2.png"/>
+          <wp:docPr id="9" name="image3.png"/>
           <a:graphic>
             <a:graphicData uri="http://schemas.openxmlformats.org/drawingml/2006/picture">
               <pic:pic>
                 <pic:nvPicPr>
-                  <pic:cNvPr id="0" name="image2.png"/>
+                  <pic:cNvPr id="0" name="image3.png"/>
                   <pic:cNvPicPr preferRelativeResize="0"/>
                 </pic:nvPicPr>
                 <pic:blipFill>
-                  <a:blip r:embed="rId1"/>
+                  <a:blip r:embed="rId2"/>
                   <a:srcRect b="0" l="0" r="0" t="0"/>
                   <a:stretch>
                     <a:fillRect/>
@@ -4392,7 +4793,7 @@
                   <pic:cNvPicPr preferRelativeResize="0"/>
                 </pic:nvPicPr>
                 <pic:blipFill>
-                  <a:blip r:embed="rId2"/>
+                  <a:blip r:embed="rId3"/>
                   <a:srcRect b="0" l="0" r="0" t="0"/>
                   <a:stretch>
                     <a:fillRect/>
@@ -4411,124 +4812,6 @@
           </a:graphic>
         </wp:anchor>
       </w:drawing>
-    </w:r>
-    <w:r>
-      <w:rPr>
-        <w:rFonts w:ascii="Arial" w:cs="Arial" w:eastAsia="Arial" w:hAnsi="Arial"/>
-        <w:b w:val="0"/>
-        <w:bCs w:val="0"/>
-        <w:i w:val="0"/>
-        <w:iCs w:val="0"/>
-        <w:smallCaps w:val="0"/>
-        <w:strike w:val="0"/>
-        <w:color w:val="000000"/>
-        <w:sz w:val="20"/>
-        <w:szCs w:val="20"/>
-        <w:u w:val="none"/>
-        <w:shd w:fill="auto" w:val="clear"/>
-        <w:vertAlign w:val="baseline"/>
-      </w:rPr>
-      <mc:AlternateContent>
-        <mc:Choice Requires="wpg">
-          <w:drawing>
-            <wp:anchor allowOverlap="1" behindDoc="1" distB="0" distT="0" distL="0" distR="0" hidden="0" layoutInCell="1" locked="0" relativeHeight="0" simplePos="0">
-              <wp:simplePos x="0" y="0"/>
-              <wp:positionH relativeFrom="page">
-                <wp:posOffset>1856739</wp:posOffset>
-              </wp:positionH>
-              <wp:positionV relativeFrom="page">
-                <wp:posOffset>1244612</wp:posOffset>
-              </wp:positionV>
-              <wp:extent cx="4000500" cy="25375"/>
-              <wp:effectExtent b="0" l="0" r="0" t="0"/>
-              <wp:wrapNone/>
-              <wp:docPr id="5" name=""/>
-              <a:graphic>
-                <a:graphicData uri="http://schemas.microsoft.com/office/word/2010/wordprocessingShape">
-                  <wps:wsp>
-                    <wps:cNvSpPr/>
-                    <wps:cNvPr id="6" name="Shape 6"/>
-                    <wps:spPr>
-                      <a:xfrm>
-                        <a:off x="3345750" y="3775555"/>
-                        <a:ext cx="4000500" cy="8890"/>
-                      </a:xfrm>
-                      <a:custGeom>
-                        <a:rect b="b" l="l" r="r" t="t"/>
-                        <a:pathLst>
-                          <a:path extrusionOk="0" h="8890" w="4000500">
-                            <a:moveTo>
-                              <a:pt x="0" y="8889"/>
-                            </a:moveTo>
-                            <a:lnTo>
-                              <a:pt x="4000500" y="0"/>
-                            </a:lnTo>
-                          </a:path>
-                        </a:pathLst>
-                      </a:custGeom>
-                      <a:noFill/>
-                      <a:ln cap="flat" cmpd="sng" w="25375">
-                        <a:solidFill>
-                          <a:srgbClr val="1F487C"/>
-                        </a:solidFill>
-                        <a:prstDash val="solid"/>
-                        <a:round/>
-                        <a:headEnd len="sm" w="sm" type="none"/>
-                        <a:tailEnd len="sm" w="sm" type="none"/>
-                      </a:ln>
-                    </wps:spPr>
-                    <wps:bodyPr anchorCtr="0" anchor="ctr" bIns="91425" lIns="91425" spcFirstLastPara="1" rIns="91425" wrap="square" tIns="91425">
-                      <a:noAutofit/>
-                    </wps:bodyPr>
-                  </wps:wsp>
-                </a:graphicData>
-              </a:graphic>
-            </wp:anchor>
-          </w:drawing>
-        </mc:Choice>
-        <mc:Fallback>
-          <w:drawing>
-            <wp:anchor allowOverlap="1" behindDoc="1" distB="0" distT="0" distL="0" distR="0" hidden="0" layoutInCell="1" locked="0" relativeHeight="0" simplePos="0">
-              <wp:simplePos x="0" y="0"/>
-              <wp:positionH relativeFrom="page">
-                <wp:posOffset>1856739</wp:posOffset>
-              </wp:positionH>
-              <wp:positionV relativeFrom="page">
-                <wp:posOffset>1244612</wp:posOffset>
-              </wp:positionV>
-              <wp:extent cx="4000500" cy="25375"/>
-              <wp:effectExtent b="0" l="0" r="0" t="0"/>
-              <wp:wrapNone/>
-              <wp:docPr id="5" name="image7.png"/>
-              <a:graphic>
-                <a:graphicData uri="http://schemas.openxmlformats.org/drawingml/2006/picture">
-                  <pic:pic>
-                    <pic:nvPicPr>
-                      <pic:cNvPr id="0" name="image7.png"/>
-                      <pic:cNvPicPr preferRelativeResize="0"/>
-                    </pic:nvPicPr>
-                    <pic:blipFill>
-                      <a:blip r:embed="rId3"/>
-                      <a:srcRect/>
-                      <a:stretch>
-                        <a:fillRect/>
-                      </a:stretch>
-                    </pic:blipFill>
-                    <pic:spPr>
-                      <a:xfrm>
-                        <a:off x="0" y="0"/>
-                        <a:ext cx="4000500" cy="25375"/>
-                      </a:xfrm>
-                      <a:prstGeom prst="rect"/>
-                      <a:ln/>
-                    </pic:spPr>
-                  </pic:pic>
-                </a:graphicData>
-              </a:graphic>
-            </wp:anchor>
-          </w:drawing>
-        </mc:Fallback>
-      </mc:AlternateContent>
     </w:r>
     <w:r>
       <w:rPr>
@@ -4635,7 +4918,7 @@
                       <pic:cNvPicPr preferRelativeResize="0"/>
                     </pic:nvPicPr>
                     <pic:blipFill>
-                      <a:blip r:embed="rId3"/>
+                      <a:blip r:embed="rId1"/>
                       <a:srcRect/>
                       <a:stretch>
                         <a:fillRect/>
@@ -4687,12 +4970,12 @@
               <wp:extent cx="2212975" cy="163195"/>
               <wp:effectExtent b="0" l="0" r="0" t="0"/>
               <wp:wrapNone/>
-              <wp:docPr id="3" name=""/>
+              <wp:docPr id="5" name=""/>
               <a:graphic>
                 <a:graphicData uri="http://schemas.microsoft.com/office/word/2010/wordprocessingShape">
                   <wps:wsp>
                     <wps:cNvSpPr/>
-                    <wps:cNvPr id="4" name="Shape 4"/>
+                    <wps:cNvPr id="6" name="Shape 6"/>
                     <wps:spPr>
                       <a:xfrm>
                         <a:off x="4244275" y="3703165"/>
@@ -4753,16 +5036,16 @@
               <wp:extent cx="2212975" cy="163195"/>
               <wp:effectExtent b="0" l="0" r="0" t="0"/>
               <wp:wrapNone/>
-              <wp:docPr id="3" name="image5.png"/>
+              <wp:docPr id="5" name="image7.png"/>
               <a:graphic>
                 <a:graphicData uri="http://schemas.openxmlformats.org/drawingml/2006/picture">
                   <pic:pic>
                     <pic:nvPicPr>
-                      <pic:cNvPr id="0" name="image5.png"/>
+                      <pic:cNvPr id="0" name="image7.png"/>
                       <pic:cNvPicPr preferRelativeResize="0"/>
                     </pic:nvPicPr>
                     <pic:blipFill>
-                      <a:blip r:embed="rId3"/>
+                      <a:blip r:embed="rId1"/>
                       <a:srcRect/>
                       <a:stretch>
                         <a:fillRect/>
@@ -4772,199 +5055,6 @@
                       <a:xfrm>
                         <a:off x="0" y="0"/>
                         <a:ext cx="2212975" cy="163195"/>
-                      </a:xfrm>
-                      <a:prstGeom prst="rect"/>
-                      <a:ln/>
-                    </pic:spPr>
-                  </pic:pic>
-                </a:graphicData>
-              </a:graphic>
-            </wp:anchor>
-          </w:drawing>
-        </mc:Fallback>
-      </mc:AlternateContent>
-    </w:r>
-    <w:r>
-      <w:rPr>
-        <w:rFonts w:ascii="Arial" w:cs="Arial" w:eastAsia="Arial" w:hAnsi="Arial"/>
-        <w:b w:val="0"/>
-        <w:bCs w:val="0"/>
-        <w:i w:val="0"/>
-        <w:iCs w:val="0"/>
-        <w:smallCaps w:val="0"/>
-        <w:strike w:val="0"/>
-        <w:color w:val="000000"/>
-        <w:sz w:val="20"/>
-        <w:szCs w:val="20"/>
-        <w:u w:val="none"/>
-        <w:shd w:fill="auto" w:val="clear"/>
-        <w:vertAlign w:val="baseline"/>
-      </w:rPr>
-      <mc:AlternateContent>
-        <mc:Choice Requires="wpg">
-          <w:drawing>
-            <wp:anchor allowOverlap="1" behindDoc="1" distB="0" distT="0" distL="0" distR="0" hidden="0" layoutInCell="1" locked="0" relativeHeight="0" simplePos="0">
-              <wp:simplePos x="0" y="0"/>
-              <wp:positionH relativeFrom="page">
-                <wp:posOffset>1884743</wp:posOffset>
-              </wp:positionH>
-              <wp:positionV relativeFrom="page">
-                <wp:posOffset>648833</wp:posOffset>
-              </wp:positionV>
-              <wp:extent cx="3924935" cy="789305"/>
-              <wp:effectExtent b="0" l="0" r="0" t="0"/>
-              <wp:wrapNone/>
-              <wp:docPr id="6" name=""/>
-              <a:graphic>
-                <a:graphicData uri="http://schemas.microsoft.com/office/word/2010/wordprocessingShape">
-                  <wps:wsp>
-                    <wps:cNvSpPr/>
-                    <wps:cNvPr id="7" name="Shape 7"/>
-                    <wps:spPr>
-                      <a:xfrm>
-                        <a:off x="3388295" y="3390110"/>
-                        <a:ext cx="3915410" cy="779780"/>
-                      </a:xfrm>
-                      <a:prstGeom prst="rect">
-                        <a:avLst/>
-                      </a:prstGeom>
-                      <a:noFill/>
-                      <a:ln>
-                        <a:noFill/>
-                      </a:ln>
-                    </wps:spPr>
-                    <wps:txbx>
-                      <w:txbxContent>
-                        <w:p>
-                          <w:pPr>
-                            <w:spacing w:after="0" w:before="20.999999046325684" w:line="506.00000381469727"/>
-                            <w:ind w:left="17.999999523162842" w:right="2.0000000298023224" w:firstLine="17.999999523162842"/>
-                            <w:jc w:val="center"/>
-                            <w:textDirection w:val="btLr"/>
-                          </w:pPr>
-                          <w:r>
-                            <w:rPr>
-                              <w:rFonts w:ascii="Arial Black" w:cs="Arial Black" w:eastAsia="Arial Black" w:hAnsi="Arial Black"/>
-                              <w:b w:val="0"/>
-                              <w:i w:val="0"/>
-                              <w:smallCaps w:val="0"/>
-                              <w:strike w:val="0"/>
-                              <w:color w:val="000000"/>
-                              <w:sz w:val="40"/>
-                              <w:vertAlign w:val="baseline"/>
-                            </w:rPr>
-                            <w:t xml:space="preserve">OFFICE OF CIVIL DEFENSE</w:t>
-                          </w:r>
-                        </w:p>
-                        <w:p>
-                          <w:pPr>
-                            <w:spacing w:after="0" w:before="0" w:line="393.0000114440918"/>
-                            <w:ind w:left="17.999999523162842" w:right="0" w:firstLine="17.999999523162842"/>
-                            <w:jc w:val="center"/>
-                            <w:textDirection w:val="btLr"/>
-                          </w:pPr>
-                          <w:r>
-                            <w:rPr>
-                              <w:rFonts w:ascii="Arial Black" w:cs="Arial Black" w:eastAsia="Arial Black" w:hAnsi="Arial Black"/>
-                              <w:b w:val="0"/>
-                              <w:i w:val="0"/>
-                              <w:smallCaps w:val="0"/>
-                              <w:strike w:val="0"/>
-                              <w:color w:val="000000"/>
-                              <w:sz w:val="40"/>
-                              <w:vertAlign w:val="baseline"/>
-                            </w:rPr>
-                          </w:r>
-                          <w:r>
-                            <w:rPr>
-                              <w:rFonts w:ascii="Arial Black" w:cs="Arial Black" w:eastAsia="Arial Black" w:hAnsi="Arial Black"/>
-                              <w:b w:val="0"/>
-                              <w:i w:val="0"/>
-                              <w:smallCaps w:val="0"/>
-                              <w:strike w:val="0"/>
-                              <w:color w:val="000000"/>
-                              <w:sz w:val="32"/>
-                              <w:vertAlign w:val="baseline"/>
-                            </w:rPr>
-                            <w:t xml:space="preserve">Caraga Region</w:t>
-                          </w:r>
-                        </w:p>
-                        <w:p>
-                          <w:pPr>
-                            <w:spacing w:after="0" w:before="80" w:line="240"/>
-                            <w:ind w:left="17.999999523162842" w:right="17.999999523162842" w:firstLine="17.999999523162842"/>
-                            <w:jc w:val="center"/>
-                            <w:textDirection w:val="btLr"/>
-                          </w:pPr>
-                          <w:r>
-                            <w:rPr>
-                              <w:rFonts w:ascii="Arial Black" w:cs="Arial Black" w:eastAsia="Arial Black" w:hAnsi="Arial Black"/>
-                              <w:b w:val="0"/>
-                              <w:i w:val="0"/>
-                              <w:smallCaps w:val="0"/>
-                              <w:strike w:val="0"/>
-                              <w:color w:val="000000"/>
-                              <w:sz w:val="32"/>
-                              <w:vertAlign w:val="baseline"/>
-                            </w:rPr>
-                          </w:r>
-                          <w:r>
-                            <w:rPr>
-                              <w:rFonts w:ascii="Arial" w:cs="Arial" w:eastAsia="Arial" w:hAnsi="Arial"/>
-                              <w:b w:val="0"/>
-                              <w:i w:val="0"/>
-                              <w:smallCaps w:val="0"/>
-                              <w:strike w:val="0"/>
-                              <w:color w:val="000000"/>
-                              <w:sz w:val="18"/>
-                              <w:vertAlign w:val="baseline"/>
-                            </w:rPr>
-                            <w:t xml:space="preserve">CAMP ROMUALDO C RUBI, BANCASI, BUTUAN CITY 8600, PHILIPPINES</w:t>
-                          </w:r>
-                        </w:p>
-                      </w:txbxContent>
-                    </wps:txbx>
-                    <wps:bodyPr anchorCtr="0" anchor="t" bIns="0" lIns="0" spcFirstLastPara="1" rIns="0" wrap="square" tIns="0">
-                      <a:noAutofit/>
-                    </wps:bodyPr>
-                  </wps:wsp>
-                </a:graphicData>
-              </a:graphic>
-            </wp:anchor>
-          </w:drawing>
-        </mc:Choice>
-        <mc:Fallback>
-          <w:drawing>
-            <wp:anchor allowOverlap="1" behindDoc="1" distB="0" distT="0" distL="0" distR="0" hidden="0" layoutInCell="1" locked="0" relativeHeight="0" simplePos="0">
-              <wp:simplePos x="0" y="0"/>
-              <wp:positionH relativeFrom="page">
-                <wp:posOffset>1884743</wp:posOffset>
-              </wp:positionH>
-              <wp:positionV relativeFrom="page">
-                <wp:posOffset>648833</wp:posOffset>
-              </wp:positionV>
-              <wp:extent cx="3924935" cy="789305"/>
-              <wp:effectExtent b="0" l="0" r="0" t="0"/>
-              <wp:wrapNone/>
-              <wp:docPr id="6" name="image8.png"/>
-              <a:graphic>
-                <a:graphicData uri="http://schemas.openxmlformats.org/drawingml/2006/picture">
-                  <pic:pic>
-                    <pic:nvPicPr>
-                      <pic:cNvPr id="0" name="image8.png"/>
-                      <pic:cNvPicPr preferRelativeResize="0"/>
-                    </pic:nvPicPr>
-                    <pic:blipFill>
-                      <a:blip r:embed="rId3"/>
-                      <a:srcRect/>
-                      <a:stretch>
-                        <a:fillRect/>
-                      </a:stretch>
-                    </pic:blipFill>
-                    <pic:spPr>
-                      <a:xfrm>
-                        <a:off x="0" y="0"/>
-                        <a:ext cx="3924935" cy="789305"/>
                       </a:xfrm>
                       <a:prstGeom prst="rect"/>
                       <a:ln/>

--- a/resources/templates/ADR_template.docx
+++ b/resources/templates/ADR_template.docx
@@ -2220,20 +2220,12 @@
             <w:pPr>
               <w:widowControl w:val="1"/>
               <w:spacing w:after="240" w:before="240" w:lineRule="auto"/>
-              <w:jc w:val="both"/>
+              <w:ind w:left="0" w:firstLine="0"/>
               <w:rPr>
                 <w:sz w:val="18"/>
                 <w:szCs w:val="18"/>
               </w:rPr>
             </w:pPr>
-            <w:r>
-              <w:rPr>
-                <w:sz w:val="18"/>
-                <w:szCs w:val="18"/>
-                <w:rtl w:val="0"/>
-              </w:rPr>
-              <w:t xml:space="preserve"> </w:t>
-            </w:r>
             <w:r>
               <w:rPr>
                 <w:sz w:val="18"/>
@@ -2643,7 +2635,7 @@
           <w:p>
             <w:pPr>
               <w:spacing w:after="240" w:before="240" w:lineRule="auto"/>
-              <w:jc w:val="both"/>
+              <w:ind w:left="0" w:firstLine="0"/>
               <w:rPr>
                 <w:sz w:val="18"/>
                 <w:szCs w:val="18"/>
@@ -2876,7 +2868,6 @@
         <w:shd w:fill="auto" w:val="clear"/>
         <w:spacing w:after="0" w:before="0" w:line="240" w:lineRule="auto"/>
         <w:ind w:left="1440" w:right="0" w:firstLine="0"/>
-        <w:jc w:val="both"/>
         <w:rPr>
           <w:i w:val="1"/>
           <w:iCs w:val="1"/>
@@ -4668,12 +4659,12 @@
               <wp:extent cx="4000500" cy="25375"/>
               <wp:effectExtent b="0" l="0" r="0" t="0"/>
               <wp:wrapNone/>
-              <wp:docPr id="1" name="image2.png"/>
+              <wp:docPr id="1" name="image3.png"/>
               <a:graphic>
                 <a:graphicData uri="http://schemas.openxmlformats.org/drawingml/2006/picture">
                   <pic:pic>
                     <pic:nvPicPr>
-                      <pic:cNvPr id="0" name="image2.png"/>
+                      <pic:cNvPr id="0" name="image3.png"/>
                       <pic:cNvPicPr preferRelativeResize="0"/>
                     </pic:nvPicPr>
                     <pic:blipFill>
@@ -4727,12 +4718,12 @@
           <wp:extent cx="1148079" cy="1079500"/>
           <wp:effectExtent b="0" l="0" r="0" t="0"/>
           <wp:wrapNone/>
-          <wp:docPr id="9" name="image3.png"/>
+          <wp:docPr id="9" name="image2.png"/>
           <a:graphic>
             <a:graphicData uri="http://schemas.openxmlformats.org/drawingml/2006/picture">
               <pic:pic>
                 <pic:nvPicPr>
-                  <pic:cNvPr id="0" name="image3.png"/>
+                  <pic:cNvPr id="0" name="image2.png"/>
                   <pic:cNvPicPr preferRelativeResize="0"/>
                 </pic:nvPicPr>
                 <pic:blipFill>

--- a/resources/templates/ADR_template.docx
+++ b/resources/templates/ADR_template.docx
@@ -1074,7 +1074,7 @@
       <w:tr>
         <w:trPr>
           <w:cantSplit w:val="0"/>
-          <w:trHeight w:val="1439" w:hRule="atLeast"/>
+          <w:trHeight w:val="1440" w:hRule="atLeast"/>
           <w:tblHeader w:val="0"/>
         </w:trPr>
         <w:tc>
@@ -1896,7 +1896,10 @@
         </w:trPr>
         <w:tc>
           <w:tcPr>
-            <w:vAlign w:val="center"/>
+            <w:tcMar>
+              <w:left w:w="0.0" w:type="dxa"/>
+              <w:right w:w="0.0" w:type="dxa"/>
+            </w:tcMar>
           </w:tcPr>
           <w:p>
             <w:pPr>
@@ -2122,7 +2125,7 @@
       <w:tr>
         <w:trPr>
           <w:cantSplit w:val="0"/>
-          <w:trHeight w:val="456" w:hRule="atLeast"/>
+          <w:trHeight w:val="576" w:hRule="atLeast"/>
           <w:tblHeader w:val="0"/>
         </w:trPr>
         <w:tc>
@@ -2214,6 +2217,10 @@
         </w:tc>
         <w:tc>
           <w:tcPr>
+            <w:tcMar>
+              <w:left w:w="0.0" w:type="dxa"/>
+              <w:right w:w="0.0" w:type="dxa"/>
+            </w:tcMar>
             <w:vAlign w:val="center"/>
           </w:tcPr>
           <w:p>
@@ -4718,12 +4725,12 @@
           <wp:extent cx="1148079" cy="1079500"/>
           <wp:effectExtent b="0" l="0" r="0" t="0"/>
           <wp:wrapNone/>
-          <wp:docPr id="9" name="image2.png"/>
+          <wp:docPr id="9" name="image1.png"/>
           <a:graphic>
             <a:graphicData uri="http://schemas.openxmlformats.org/drawingml/2006/picture">
               <pic:pic>
                 <pic:nvPicPr>
-                  <pic:cNvPr id="0" name="image2.png"/>
+                  <pic:cNvPr id="0" name="image1.png"/>
                   <pic:cNvPicPr preferRelativeResize="0"/>
                 </pic:nvPicPr>
                 <pic:blipFill>
@@ -4775,12 +4782,12 @@
           <wp:extent cx="1024890" cy="1024890"/>
           <wp:effectExtent b="0" l="0" r="0" t="0"/>
           <wp:wrapNone/>
-          <wp:docPr id="8" name="image1.png"/>
+          <wp:docPr id="8" name="image2.png"/>
           <a:graphic>
             <a:graphicData uri="http://schemas.openxmlformats.org/drawingml/2006/picture">
               <pic:pic>
                 <pic:nvPicPr>
-                  <pic:cNvPr id="0" name="image1.png"/>
+                  <pic:cNvPr id="0" name="image2.png"/>
                   <pic:cNvPicPr preferRelativeResize="0"/>
                 </pic:nvPicPr>
                 <pic:blipFill>
